--- a/skills/phong-cntt/assets/bien-ban-hoan-thien-hop-dong.docx
+++ b/skills/phong-cntt/assets/bien-ban-hoan-thien-hop-dong.docx
@@ -1,6 +1,6 @@
 
 <file path=word/document.xml><?xml version="1.0" encoding="utf-8"?>
-<w:document xmlns:ns1="http://schemas.openxmlformats.org/markup-compatibility/2006" xmlns:ns10="http://schemas.openxmlformats.org/officeDocument/2006/relationships" xmlns:ns2="http://schemas.microsoft.com/office/word/2010/wordml" xmlns:ns3="http://schemas.openxmlformats.org/drawingml/2006/wordprocessingDrawing" xmlns:ns4="http://schemas.microsoft.com/office/word/2010/wordprocessingDrawing" xmlns:ns5="http://schemas.openxmlformats.org/drawingml/2006/main" xmlns:ns6="http://schemas.microsoft.com/office/word/2010/wordprocessingShape" xmlns:ns7="http://schemas.microsoft.com/office/drawing/2010/main" xmlns:ns8="urn:schemas-microsoft-com:vml" xmlns:ns9="urn:schemas-microsoft-com:office:office" xmlns:w="http://schemas.openxmlformats.org/wordprocessingml/2006/main" ns1:Ignorable="w14 w15 w16se w16cid w16 w16cex w16sdtdh w16du wp14">
+<w:document xmlns:ns1="http://schemas.openxmlformats.org/markup-compatibility/2006" xmlns:ns10="http://schemas.openxmlformats.org/officeDocument/2006/relationships" xmlns:ns2="http://schemas.microsoft.com/office/word/2010/wordml" xmlns:ns3="http://schemas.openxmlformats.org/drawingml/2006/wordprocessingDrawing" xmlns:ns4="http://schemas.microsoft.com/office/word/2010/wordprocessingDrawing" xmlns:ns5="http://schemas.openxmlformats.org/drawingml/2006/main" xmlns:ns6="http://schemas.microsoft.com/office/word/2010/wordprocessingShape" xmlns:ns7="http://schemas.microsoft.com/office/drawing/2010/main" xmlns:ns8="urn:schemas-microsoft-com:vml" xmlns:ns9="urn:schemas-microsoft-com:office:office" xmlns:w="http://schemas.openxmlformats.org/wordprocessingml/2006/main" xmlns:wps="http://schemas.microsoft.com/office/word/2010/wordprocessingShape">
   <w:body>
     <w:p ns2:paraId="63C08E1B" ns2:textId="77777777">
       <w:pPr>
@@ -42,7 +42,7 @@
         <ns1:AlternateContent>
           <ns1:Choice Requires="wps">
             <w:drawing>
-              <ns3:anchor distT="0" distB="0" distL="114300" distR="114300" simplePos="0" relativeHeight="251659264" behindDoc="0" locked="0" layoutInCell="1" allowOverlap="1" ns4:anchorId="7FA343DD" ns4:editId="4559D6A4">
+              <ns3:anchor distT="0" distB="0" distL="114300" distR="114300" simplePos="0" relativeHeight="251659264" behindDoc="0" locked="0" layoutInCell="1" allowOverlap="1" ns4:editId="4559D6A4">
                 <ns3:simplePos x="0" y="0"/>
                 <ns3:positionH relativeFrom="column">
                   <ns3:posOffset>1955800</ns3:posOffset>
@@ -103,7 +103,7 @@
           </ns1:Choice>
           <ns1:Fallback>
             <w:pict>
-              <ns8:line ns2:anchorId="4D0E8DC1" id="Straight Connector 1" ns9:spid="_x0000_s1026" style="position:absolute;z-index:251659264;visibility:visible;mso-wrap-style:square;mso-width-percent:0;mso-height-percent:0;mso-wrap-distance-left:9pt;mso-wrap-distance-top:0;mso-wrap-distance-right:9pt;mso-wrap-distance-bottom:0;mso-position-horizontal:absolute;mso-position-horizontal-relative:text;mso-position-vertical:absolute;mso-position-vertical-relative:text;mso-width-percent:0;mso-height-percent:0;mso-width-relative:page;mso-height-relative:page" from="154pt,15.25pt" to="312.05pt,15.25pt" ns9:gfxdata="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"/>
+              <ns8:line id="Straight Connector 1" ns9:spid="_x0000_s1026" style="position:absolute;z-index:251659264;visibility:visible;mso-wrap-style:square;mso-width-percent:0;mso-height-percent:0;mso-wrap-distance-left:9pt;mso-wrap-distance-top:0;mso-wrap-distance-right:9pt;mso-wrap-distance-bottom:0;mso-position-horizontal:absolute;mso-position-horizontal-relative:text;mso-position-vertical:absolute;mso-position-vertical-relative:text;mso-width-percent:0;mso-height-percent:0;mso-width-relative:page;mso-height-relative:page" from="154pt,15.25pt" to="312.05pt,15.25pt" ns9:gfxdata="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"/>
             </w:pict>
           </ns1:Fallback>
         </ns1:AlternateContent>
@@ -10142,7 +10142,7 @@
 </file>
 
 <file path=word/endnotes.xml><?xml version="1.0" encoding="utf-8"?>
-<w:endnotes xmlns:wpc="http://schemas.microsoft.com/office/word/2010/wordprocessingCanvas" xmlns:cx="http://schemas.microsoft.com/office/drawing/2014/chartex" xmlns:cx1="http://schemas.microsoft.com/office/drawing/2015/9/8/chartex" xmlns:cx2="http://schemas.microsoft.com/office/drawing/2015/10/21/chartex" xmlns:cx3="http://schemas.microsoft.com/office/drawing/2016/5/9/chartex" xmlns:cx4="http://schemas.microsoft.com/office/drawing/2016/5/10/chartex" xmlns:cx5="http://schemas.microsoft.com/office/drawing/2016/5/11/chartex" xmlns:cx6="http://schemas.microsoft.com/office/drawing/2016/5/12/chartex" xmlns:cx7="http://schemas.microsoft.com/office/drawing/2016/5/13/chartex" xmlns:cx8="http://schemas.microsoft.com/office/drawing/2016/5/14/chartex" xmlns:mc="http://schemas.openxmlformats.org/markup-compatibility/2006" xmlns:aink="http://schemas.microsoft.com/office/drawing/2016/ink" xmlns:am3d="http://schemas.microsoft.com/office/drawing/2017/model3d" xmlns:o="urn:schemas-microsoft-com:office:office" xmlns:oel="http://schemas.microsoft.com/office/2019/extlst" xmlns:r="http://schemas.openxmlformats.org/officeDocument/2006/relationships" xmlns:m="http://schemas.openxmlformats.org/officeDocument/2006/math" xmlns:v="urn:schemas-microsoft-com:vml" xmlns:wp14="http://schemas.microsoft.com/office/word/2010/wordprocessingDrawing" xmlns:wp="http://schemas.openxmlformats.org/drawingml/2006/wordprocessingDrawing" xmlns:w10="urn:schemas-microsoft-com:office:word" xmlns:w="http://schemas.openxmlformats.org/wordprocessingml/2006/main" xmlns:w14="http://schemas.microsoft.com/office/word/2010/wordml" xmlns:w15="http://schemas.microsoft.com/office/word/2012/wordml" xmlns:w16cex="http://schemas.microsoft.com/office/word/2018/wordml/cex" xmlns:w16cid="http://schemas.microsoft.com/office/word/2016/wordml/cid" xmlns:w16="http://schemas.microsoft.com/office/word/2018/wordml" xmlns:w16du="http://schemas.microsoft.com/office/word/2023/wordml/word16du" xmlns:w16sdtdh="http://schemas.microsoft.com/office/word/2020/wordml/sdtdatahash" xmlns:w16se="http://schemas.microsoft.com/office/word/2015/wordml/symex" xmlns:wpg="http://schemas.microsoft.com/office/word/2010/wordprocessingGroup" xmlns:wpi="http://schemas.microsoft.com/office/word/2010/wordprocessingInk" xmlns:wne="http://schemas.microsoft.com/office/word/2006/wordml" xmlns:wps="http://schemas.microsoft.com/office/word/2010/wordprocessingShape" mc:Ignorable="w14 w15 w16se w16cid w16 w16cex w16sdtdh w16du wp14">
+<w:endnotes xmlns:wpc="http://schemas.microsoft.com/office/word/2010/wordprocessingCanvas" xmlns:cx="http://schemas.microsoft.com/office/drawing/2014/chartex" xmlns:cx1="http://schemas.microsoft.com/office/drawing/2015/9/8/chartex" xmlns:cx2="http://schemas.microsoft.com/office/drawing/2015/10/21/chartex" xmlns:cx3="http://schemas.microsoft.com/office/drawing/2016/5/9/chartex" xmlns:cx4="http://schemas.microsoft.com/office/drawing/2016/5/10/chartex" xmlns:cx5="http://schemas.microsoft.com/office/drawing/2016/5/11/chartex" xmlns:cx6="http://schemas.microsoft.com/office/drawing/2016/5/12/chartex" xmlns:cx7="http://schemas.microsoft.com/office/drawing/2016/5/13/chartex" xmlns:cx8="http://schemas.microsoft.com/office/drawing/2016/5/14/chartex" xmlns:mc="http://schemas.openxmlformats.org/markup-compatibility/2006" xmlns:aink="http://schemas.microsoft.com/office/drawing/2016/ink" xmlns:am3d="http://schemas.microsoft.com/office/drawing/2017/model3d" xmlns:o="urn:schemas-microsoft-com:office:office" xmlns:oel="http://schemas.microsoft.com/office/2019/extlst" xmlns:r="http://schemas.openxmlformats.org/officeDocument/2006/relationships" xmlns:m="http://schemas.openxmlformats.org/officeDocument/2006/math" xmlns:v="urn:schemas-microsoft-com:vml" xmlns:wp14="http://schemas.microsoft.com/office/word/2010/wordprocessingDrawing" xmlns:wp="http://schemas.openxmlformats.org/drawingml/2006/wordprocessingDrawing" xmlns:w10="urn:schemas-microsoft-com:office:word" xmlns:w="http://schemas.openxmlformats.org/wordprocessingml/2006/main" xmlns:w14="http://schemas.microsoft.com/office/word/2010/wordml" xmlns:w15="http://schemas.microsoft.com/office/word/2012/wordml" xmlns:w16cex="http://schemas.microsoft.com/office/word/2018/wordml/cex" xmlns:w16="http://schemas.microsoft.com/office/word/2018/wordml" xmlns:w16du="http://schemas.microsoft.com/office/word/2023/wordml/word16du" xmlns:w16sdtdh="http://schemas.microsoft.com/office/word/2020/wordml/sdtdatahash" xmlns:w16se="http://schemas.microsoft.com/office/word/2015/wordml/symex" xmlns:wpg="http://schemas.microsoft.com/office/word/2010/wordprocessingGroup" xmlns:wpi="http://schemas.microsoft.com/office/word/2010/wordprocessingInk" xmlns:wne="http://schemas.microsoft.com/office/word/2006/wordml" xmlns:wps="http://schemas.microsoft.com/office/word/2010/wordprocessingShape">
   <w:endnote w:type="separator" w:id="-1">
     <w:p>
       <w:r>
@@ -10161,7 +10161,7 @@
 </file>
 
 <file path=word/footer1.xml><?xml version="1.0" encoding="utf-8"?>
-<w:ftr xmlns:wpc="http://schemas.microsoft.com/office/word/2010/wordprocessingCanvas" xmlns:cx="http://schemas.microsoft.com/office/drawing/2014/chartex" xmlns:cx1="http://schemas.microsoft.com/office/drawing/2015/9/8/chartex" xmlns:cx2="http://schemas.microsoft.com/office/drawing/2015/10/21/chartex" xmlns:cx3="http://schemas.microsoft.com/office/drawing/2016/5/9/chartex" xmlns:cx4="http://schemas.microsoft.com/office/drawing/2016/5/10/chartex" xmlns:cx5="http://schemas.microsoft.com/office/drawing/2016/5/11/chartex" xmlns:cx6="http://schemas.microsoft.com/office/drawing/2016/5/12/chartex" xmlns:cx7="http://schemas.microsoft.com/office/drawing/2016/5/13/chartex" xmlns:cx8="http://schemas.microsoft.com/office/drawing/2016/5/14/chartex" xmlns:mc="http://schemas.openxmlformats.org/markup-compatibility/2006" xmlns:aink="http://schemas.microsoft.com/office/drawing/2016/ink" xmlns:am3d="http://schemas.microsoft.com/office/drawing/2017/model3d" xmlns:o="urn:schemas-microsoft-com:office:office" xmlns:oel="http://schemas.microsoft.com/office/2019/extlst" xmlns:r="http://schemas.openxmlformats.org/officeDocument/2006/relationships" xmlns:m="http://schemas.openxmlformats.org/officeDocument/2006/math" xmlns:v="urn:schemas-microsoft-com:vml" xmlns:wp14="http://schemas.microsoft.com/office/word/2010/wordprocessingDrawing" xmlns:wp="http://schemas.openxmlformats.org/drawingml/2006/wordprocessingDrawing" xmlns:w10="urn:schemas-microsoft-com:office:word" xmlns:w="http://schemas.openxmlformats.org/wordprocessingml/2006/main" xmlns:w14="http://schemas.microsoft.com/office/word/2010/wordml" xmlns:w15="http://schemas.microsoft.com/office/word/2012/wordml" xmlns:w16cex="http://schemas.microsoft.com/office/word/2018/wordml/cex" xmlns:w16cid="http://schemas.microsoft.com/office/word/2016/wordml/cid" xmlns:w16="http://schemas.microsoft.com/office/word/2018/wordml" xmlns:w16du="http://schemas.microsoft.com/office/word/2023/wordml/word16du" xmlns:w16sdtdh="http://schemas.microsoft.com/office/word/2020/wordml/sdtdatahash" xmlns:w16se="http://schemas.microsoft.com/office/word/2015/wordml/symex" xmlns:wpg="http://schemas.microsoft.com/office/word/2010/wordprocessingGroup" xmlns:wpi="http://schemas.microsoft.com/office/word/2010/wordprocessingInk" xmlns:wne="http://schemas.microsoft.com/office/word/2006/wordml" xmlns:wps="http://schemas.microsoft.com/office/word/2010/wordprocessingShape" mc:Ignorable="w14 w15 w16se w16cid w16 w16cex w16sdtdh w16du wp14">
+<w:ftr xmlns:wpc="http://schemas.microsoft.com/office/word/2010/wordprocessingCanvas" xmlns:cx="http://schemas.microsoft.com/office/drawing/2014/chartex" xmlns:cx1="http://schemas.microsoft.com/office/drawing/2015/9/8/chartex" xmlns:cx2="http://schemas.microsoft.com/office/drawing/2015/10/21/chartex" xmlns:cx3="http://schemas.microsoft.com/office/drawing/2016/5/9/chartex" xmlns:cx4="http://schemas.microsoft.com/office/drawing/2016/5/10/chartex" xmlns:cx5="http://schemas.microsoft.com/office/drawing/2016/5/11/chartex" xmlns:cx6="http://schemas.microsoft.com/office/drawing/2016/5/12/chartex" xmlns:cx7="http://schemas.microsoft.com/office/drawing/2016/5/13/chartex" xmlns:cx8="http://schemas.microsoft.com/office/drawing/2016/5/14/chartex" xmlns:mc="http://schemas.openxmlformats.org/markup-compatibility/2006" xmlns:aink="http://schemas.microsoft.com/office/drawing/2016/ink" xmlns:am3d="http://schemas.microsoft.com/office/drawing/2017/model3d" xmlns:o="urn:schemas-microsoft-com:office:office" xmlns:oel="http://schemas.microsoft.com/office/2019/extlst" xmlns:r="http://schemas.openxmlformats.org/officeDocument/2006/relationships" xmlns:m="http://schemas.openxmlformats.org/officeDocument/2006/math" xmlns:v="urn:schemas-microsoft-com:vml" xmlns:wp14="http://schemas.microsoft.com/office/word/2010/wordprocessingDrawing" xmlns:wp="http://schemas.openxmlformats.org/drawingml/2006/wordprocessingDrawing" xmlns:w10="urn:schemas-microsoft-com:office:word" xmlns:w="http://schemas.openxmlformats.org/wordprocessingml/2006/main" xmlns:w14="http://schemas.microsoft.com/office/word/2010/wordml" xmlns:w15="http://schemas.microsoft.com/office/word/2012/wordml" xmlns:w16cex="http://schemas.microsoft.com/office/word/2018/wordml/cex" xmlns:w16="http://schemas.microsoft.com/office/word/2018/wordml" xmlns:w16du="http://schemas.microsoft.com/office/word/2023/wordml/word16du" xmlns:w16sdtdh="http://schemas.microsoft.com/office/word/2020/wordml/sdtdatahash" xmlns:w16se="http://schemas.microsoft.com/office/word/2015/wordml/symex" xmlns:wpg="http://schemas.microsoft.com/office/word/2010/wordprocessingGroup" xmlns:wpi="http://schemas.microsoft.com/office/word/2010/wordprocessingInk" xmlns:wne="http://schemas.microsoft.com/office/word/2006/wordml" xmlns:wps="http://schemas.microsoft.com/office/word/2010/wordprocessingShape">
   <w:p>
     <w:pPr>
       <w:pStyle w:val="Footer"/>
@@ -10199,7 +10199,7 @@
 </file>
 
 <file path=word/footer2.xml><?xml version="1.0" encoding="utf-8"?>
-<w:ftr xmlns:wpc="http://schemas.microsoft.com/office/word/2010/wordprocessingCanvas" xmlns:cx="http://schemas.microsoft.com/office/drawing/2014/chartex" xmlns:cx1="http://schemas.microsoft.com/office/drawing/2015/9/8/chartex" xmlns:cx2="http://schemas.microsoft.com/office/drawing/2015/10/21/chartex" xmlns:cx3="http://schemas.microsoft.com/office/drawing/2016/5/9/chartex" xmlns:cx4="http://schemas.microsoft.com/office/drawing/2016/5/10/chartex" xmlns:cx5="http://schemas.microsoft.com/office/drawing/2016/5/11/chartex" xmlns:cx6="http://schemas.microsoft.com/office/drawing/2016/5/12/chartex" xmlns:cx7="http://schemas.microsoft.com/office/drawing/2016/5/13/chartex" xmlns:cx8="http://schemas.microsoft.com/office/drawing/2016/5/14/chartex" xmlns:mc="http://schemas.openxmlformats.org/markup-compatibility/2006" xmlns:aink="http://schemas.microsoft.com/office/drawing/2016/ink" xmlns:am3d="http://schemas.microsoft.com/office/drawing/2017/model3d" xmlns:o="urn:schemas-microsoft-com:office:office" xmlns:oel="http://schemas.microsoft.com/office/2019/extlst" xmlns:r="http://schemas.openxmlformats.org/officeDocument/2006/relationships" xmlns:m="http://schemas.openxmlformats.org/officeDocument/2006/math" xmlns:v="urn:schemas-microsoft-com:vml" xmlns:wp14="http://schemas.microsoft.com/office/word/2010/wordprocessingDrawing" xmlns:wp="http://schemas.openxmlformats.org/drawingml/2006/wordprocessingDrawing" xmlns:w10="urn:schemas-microsoft-com:office:word" xmlns:w="http://schemas.openxmlformats.org/wordprocessingml/2006/main" xmlns:w14="http://schemas.microsoft.com/office/word/2010/wordml" xmlns:w15="http://schemas.microsoft.com/office/word/2012/wordml" xmlns:w16cex="http://schemas.microsoft.com/office/word/2018/wordml/cex" xmlns:w16cid="http://schemas.microsoft.com/office/word/2016/wordml/cid" xmlns:w16="http://schemas.microsoft.com/office/word/2018/wordml" xmlns:w16du="http://schemas.microsoft.com/office/word/2023/wordml/word16du" xmlns:w16sdtdh="http://schemas.microsoft.com/office/word/2020/wordml/sdtdatahash" xmlns:w16se="http://schemas.microsoft.com/office/word/2015/wordml/symex" xmlns:wpg="http://schemas.microsoft.com/office/word/2010/wordprocessingGroup" xmlns:wpi="http://schemas.microsoft.com/office/word/2010/wordprocessingInk" xmlns:wne="http://schemas.microsoft.com/office/word/2006/wordml" xmlns:wps="http://schemas.microsoft.com/office/word/2010/wordprocessingShape" mc:Ignorable="w14 w15 w16se w16cid w16 w16cex w16sdtdh w16du wp14">
+<w:ftr xmlns:wpc="http://schemas.microsoft.com/office/word/2010/wordprocessingCanvas" xmlns:cx="http://schemas.microsoft.com/office/drawing/2014/chartex" xmlns:cx1="http://schemas.microsoft.com/office/drawing/2015/9/8/chartex" xmlns:cx2="http://schemas.microsoft.com/office/drawing/2015/10/21/chartex" xmlns:cx3="http://schemas.microsoft.com/office/drawing/2016/5/9/chartex" xmlns:cx4="http://schemas.microsoft.com/office/drawing/2016/5/10/chartex" xmlns:cx5="http://schemas.microsoft.com/office/drawing/2016/5/11/chartex" xmlns:cx6="http://schemas.microsoft.com/office/drawing/2016/5/12/chartex" xmlns:cx7="http://schemas.microsoft.com/office/drawing/2016/5/13/chartex" xmlns:cx8="http://schemas.microsoft.com/office/drawing/2016/5/14/chartex" xmlns:mc="http://schemas.openxmlformats.org/markup-compatibility/2006" xmlns:aink="http://schemas.microsoft.com/office/drawing/2016/ink" xmlns:am3d="http://schemas.microsoft.com/office/drawing/2017/model3d" xmlns:o="urn:schemas-microsoft-com:office:office" xmlns:oel="http://schemas.microsoft.com/office/2019/extlst" xmlns:r="http://schemas.openxmlformats.org/officeDocument/2006/relationships" xmlns:m="http://schemas.openxmlformats.org/officeDocument/2006/math" xmlns:v="urn:schemas-microsoft-com:vml" xmlns:wp14="http://schemas.microsoft.com/office/word/2010/wordprocessingDrawing" xmlns:wp="http://schemas.openxmlformats.org/drawingml/2006/wordprocessingDrawing" xmlns:w10="urn:schemas-microsoft-com:office:word" xmlns:w="http://schemas.openxmlformats.org/wordprocessingml/2006/main" xmlns:w14="http://schemas.microsoft.com/office/word/2010/wordml" xmlns:w15="http://schemas.microsoft.com/office/word/2012/wordml" xmlns:w16cex="http://schemas.microsoft.com/office/word/2018/wordml/cex" xmlns:w16="http://schemas.microsoft.com/office/word/2018/wordml" xmlns:w16du="http://schemas.microsoft.com/office/word/2023/wordml/word16du" xmlns:w16sdtdh="http://schemas.microsoft.com/office/word/2020/wordml/sdtdatahash" xmlns:w16se="http://schemas.microsoft.com/office/word/2015/wordml/symex" xmlns:wpg="http://schemas.microsoft.com/office/word/2010/wordprocessingGroup" xmlns:wpi="http://schemas.microsoft.com/office/word/2010/wordprocessingInk" xmlns:wne="http://schemas.microsoft.com/office/word/2006/wordml" xmlns:wps="http://schemas.microsoft.com/office/word/2010/wordprocessingShape">
   <w:p>
     <w:pPr>
       <w:pStyle w:val="Footer"/>
@@ -10214,7 +10214,7 @@
 </file>
 
 <file path=word/footnotes.xml><?xml version="1.0" encoding="utf-8"?>
-<w:footnotes xmlns:wpc="http://schemas.microsoft.com/office/word/2010/wordprocessingCanvas" xmlns:cx="http://schemas.microsoft.com/office/drawing/2014/chartex" xmlns:cx1="http://schemas.microsoft.com/office/drawing/2015/9/8/chartex" xmlns:cx2="http://schemas.microsoft.com/office/drawing/2015/10/21/chartex" xmlns:cx3="http://schemas.microsoft.com/office/drawing/2016/5/9/chartex" xmlns:cx4="http://schemas.microsoft.com/office/drawing/2016/5/10/chartex" xmlns:cx5="http://schemas.microsoft.com/office/drawing/2016/5/11/chartex" xmlns:cx6="http://schemas.microsoft.com/office/drawing/2016/5/12/chartex" xmlns:cx7="http://schemas.microsoft.com/office/drawing/2016/5/13/chartex" xmlns:cx8="http://schemas.microsoft.com/office/drawing/2016/5/14/chartex" xmlns:mc="http://schemas.openxmlformats.org/markup-compatibility/2006" xmlns:aink="http://schemas.microsoft.com/office/drawing/2016/ink" xmlns:am3d="http://schemas.microsoft.com/office/drawing/2017/model3d" xmlns:o="urn:schemas-microsoft-com:office:office" xmlns:oel="http://schemas.microsoft.com/office/2019/extlst" xmlns:r="http://schemas.openxmlformats.org/officeDocument/2006/relationships" xmlns:m="http://schemas.openxmlformats.org/officeDocument/2006/math" xmlns:v="urn:schemas-microsoft-com:vml" xmlns:wp14="http://schemas.microsoft.com/office/word/2010/wordprocessingDrawing" xmlns:wp="http://schemas.openxmlformats.org/drawingml/2006/wordprocessingDrawing" xmlns:w10="urn:schemas-microsoft-com:office:word" xmlns:w="http://schemas.openxmlformats.org/wordprocessingml/2006/main" xmlns:w14="http://schemas.microsoft.com/office/word/2010/wordml" xmlns:w15="http://schemas.microsoft.com/office/word/2012/wordml" xmlns:w16cex="http://schemas.microsoft.com/office/word/2018/wordml/cex" xmlns:w16cid="http://schemas.microsoft.com/office/word/2016/wordml/cid" xmlns:w16="http://schemas.microsoft.com/office/word/2018/wordml" xmlns:w16du="http://schemas.microsoft.com/office/word/2023/wordml/word16du" xmlns:w16sdtdh="http://schemas.microsoft.com/office/word/2020/wordml/sdtdatahash" xmlns:w16se="http://schemas.microsoft.com/office/word/2015/wordml/symex" xmlns:wpg="http://schemas.microsoft.com/office/word/2010/wordprocessingGroup" xmlns:wpi="http://schemas.microsoft.com/office/word/2010/wordprocessingInk" xmlns:wne="http://schemas.microsoft.com/office/word/2006/wordml" xmlns:wps="http://schemas.microsoft.com/office/word/2010/wordprocessingShape" mc:Ignorable="w14 w15 w16se w16cid w16 w16cex w16sdtdh w16du wp14">
+<w:footnotes xmlns:wpc="http://schemas.microsoft.com/office/word/2010/wordprocessingCanvas" xmlns:cx="http://schemas.microsoft.com/office/drawing/2014/chartex" xmlns:cx1="http://schemas.microsoft.com/office/drawing/2015/9/8/chartex" xmlns:cx2="http://schemas.microsoft.com/office/drawing/2015/10/21/chartex" xmlns:cx3="http://schemas.microsoft.com/office/drawing/2016/5/9/chartex" xmlns:cx4="http://schemas.microsoft.com/office/drawing/2016/5/10/chartex" xmlns:cx5="http://schemas.microsoft.com/office/drawing/2016/5/11/chartex" xmlns:cx6="http://schemas.microsoft.com/office/drawing/2016/5/12/chartex" xmlns:cx7="http://schemas.microsoft.com/office/drawing/2016/5/13/chartex" xmlns:cx8="http://schemas.microsoft.com/office/drawing/2016/5/14/chartex" xmlns:mc="http://schemas.openxmlformats.org/markup-compatibility/2006" xmlns:aink="http://schemas.microsoft.com/office/drawing/2016/ink" xmlns:am3d="http://schemas.microsoft.com/office/drawing/2017/model3d" xmlns:o="urn:schemas-microsoft-com:office:office" xmlns:oel="http://schemas.microsoft.com/office/2019/extlst" xmlns:r="http://schemas.openxmlformats.org/officeDocument/2006/relationships" xmlns:m="http://schemas.openxmlformats.org/officeDocument/2006/math" xmlns:v="urn:schemas-microsoft-com:vml" xmlns:wp14="http://schemas.microsoft.com/office/word/2010/wordprocessingDrawing" xmlns:wp="http://schemas.openxmlformats.org/drawingml/2006/wordprocessingDrawing" xmlns:w10="urn:schemas-microsoft-com:office:word" xmlns:w="http://schemas.openxmlformats.org/wordprocessingml/2006/main" xmlns:w14="http://schemas.microsoft.com/office/word/2010/wordml" xmlns:w15="http://schemas.microsoft.com/office/word/2012/wordml" xmlns:w16cex="http://schemas.microsoft.com/office/word/2018/wordml/cex" xmlns:w16="http://schemas.microsoft.com/office/word/2018/wordml" xmlns:w16du="http://schemas.microsoft.com/office/word/2023/wordml/word16du" xmlns:w16sdtdh="http://schemas.microsoft.com/office/word/2020/wordml/sdtdatahash" xmlns:w16se="http://schemas.microsoft.com/office/word/2015/wordml/symex" xmlns:wpg="http://schemas.microsoft.com/office/word/2010/wordprocessingGroup" xmlns:wpi="http://schemas.microsoft.com/office/word/2010/wordprocessingInk" xmlns:wne="http://schemas.microsoft.com/office/word/2006/wordml" xmlns:wps="http://schemas.microsoft.com/office/word/2010/wordprocessingShape">
   <w:footnote w:type="separator" w:id="-1">
     <w:p>
       <w:r>
@@ -10233,7 +10233,7 @@
 </file>
 
 <file path=word/styles.xml><?xml version="1.0" encoding="utf-8"?>
-<w:styles xmlns:mc="http://schemas.openxmlformats.org/markup-compatibility/2006" xmlns:r="http://schemas.openxmlformats.org/officeDocument/2006/relationships" xmlns:w="http://schemas.openxmlformats.org/wordprocessingml/2006/main" xmlns:w14="http://schemas.microsoft.com/office/word/2010/wordml" xmlns:w15="http://schemas.microsoft.com/office/word/2012/wordml" xmlns:w16cex="http://schemas.microsoft.com/office/word/2018/wordml/cex" xmlns:w16cid="http://schemas.microsoft.com/office/word/2016/wordml/cid" xmlns:w16="http://schemas.microsoft.com/office/word/2018/wordml" xmlns:w16du="http://schemas.microsoft.com/office/word/2023/wordml/word16du" xmlns:w16sdtdh="http://schemas.microsoft.com/office/word/2020/wordml/sdtdatahash" xmlns:w16se="http://schemas.microsoft.com/office/word/2015/wordml/symex" mc:Ignorable="w14 w15 w16se w16cid w16 w16cex w16sdtdh w16du">
+<w:styles xmlns:mc="http://schemas.openxmlformats.org/markup-compatibility/2006" xmlns:r="http://schemas.openxmlformats.org/officeDocument/2006/relationships" xmlns:w="http://schemas.openxmlformats.org/wordprocessingml/2006/main" xmlns:w14="http://schemas.microsoft.com/office/word/2010/wordml" xmlns:w15="http://schemas.microsoft.com/office/word/2012/wordml" xmlns:w16cex="http://schemas.microsoft.com/office/word/2018/wordml/cex" xmlns:w16="http://schemas.microsoft.com/office/word/2018/wordml" xmlns:w16du="http://schemas.microsoft.com/office/word/2023/wordml/word16du" xmlns:w16sdtdh="http://schemas.microsoft.com/office/word/2020/wordml/sdtdatahash" xmlns:w16se="http://schemas.microsoft.com/office/word/2015/wordml/symex">
   <w:docDefaults>
     <w:rPrDefault>
       <w:rPr>

--- a/skills/phong-cntt/assets/bien-ban-hoan-thien-hop-dong.docx
+++ b/skills/phong-cntt/assets/bien-ban-hoan-thien-hop-dong.docx
@@ -1,5 +1,84 @@
 
-<file path=word/document.xml><?xml version="1.0" encoding="utf-8"?>
+<file path=./[Content_Types].xml><?xml version="1.0" encoding="utf-8"?>
+<Types xmlns="http://schemas.openxmlformats.org/package/2006/content-types">
+  <Default Extension="rels" ContentType="application/vnd.openxmlformats-package.relationships+xml"/>
+  <Default Extension="xml" ContentType="application/xml"/>
+  <Override PartName="/word/document.xml" ContentType="application/vnd.openxmlformats-officedocument.wordprocessingml.document.main+xml"/>
+  <Override PartName="/customXml/itemProps1.xml" ContentType="application/vnd.openxmlformats-officedocument.customXmlProperties+xml"/>
+  <Override PartName="/word/styles.xml" ContentType="application/vnd.openxmlformats-officedocument.wordprocessingml.styles+xml"/>
+  <Override PartName="/word/settings.xml" ContentType="application/vnd.openxmlformats-officedocument.wordprocessingml.settings+xml"/>
+  <Override PartName="/word/webSettings.xml" ContentType="application/vnd.openxmlformats-officedocument.wordprocessingml.webSettings+xml"/>
+  <Override PartName="/word/footnotes.xml" ContentType="application/vnd.openxmlformats-officedocument.wordprocessingml.footnotes+xml"/>
+  <Override PartName="/word/endnotes.xml" ContentType="application/vnd.openxmlformats-officedocument.wordprocessingml.endnotes+xml"/>
+  <Override PartName="/word/footer1.xml" ContentType="application/vnd.openxmlformats-officedocument.wordprocessingml.footer+xml"/>
+  <Override PartName="/word/footer2.xml" ContentType="application/vnd.openxmlformats-officedocument.wordprocessingml.footer+xml"/>
+  <Override PartName="/word/fontTable.xml" ContentType="application/vnd.openxmlformats-officedocument.wordprocessingml.fontTable+xml"/>
+  <Override PartName="/word/theme/theme1.xml" ContentType="application/vnd.openxmlformats-officedocument.theme+xml"/>
+  <Override PartName="/docProps/core.xml" ContentType="application/vnd.openxmlformats-package.core-properties+xml"/>
+  <Override PartName="/docProps/app.xml" ContentType="application/vnd.openxmlformats-officedocument.extended-properties+xml"/>
+</Types>
+</file>
+
+<file path=./customXml/item1.xml><?xml version="1.0" encoding="utf-8"?>
+<b:Sources xmlns:b="http://schemas.openxmlformats.org/officeDocument/2006/bibliography" xmlns="http://schemas.openxmlformats.org/officeDocument/2006/bibliography" SelectedStyle="\APA.XSL" StyleName="APA"/>
+</file>
+
+<file path=./customXml/itemProps1.xml><?xml version="1.0" encoding="utf-8"?>
+<ds:datastoreItem xmlns:ds="http://schemas.openxmlformats.org/officeDocument/2006/customXml" ds:itemID="{447A7524-A3A4-435E-AF7D-92AD9A558BFE}">
+  <ds:schemaRefs>
+    <ds:schemaRef ds:uri="http://schemas.openxmlformats.org/officeDocument/2006/bibliography"/>
+  </ds:schemaRefs>
+</ds:datastoreItem>
+</file>
+
+<file path=./docProps/app.xml><?xml version="1.0" encoding="utf-8"?>
+<Properties xmlns="http://schemas.openxmlformats.org/officeDocument/2006/extended-properties" xmlns:vt="http://schemas.openxmlformats.org/officeDocument/2006/docPropsVTypes">
+  <Template>Normal.dotm</Template>
+  <TotalTime>184</TotalTime>
+  <Pages>6</Pages>
+  <Words>1752</Words>
+  <Characters>9991</Characters>
+  <Application>Microsoft Office Word</Application>
+  <DocSecurity>0</DocSecurity>
+  <Lines>83</Lines>
+  <Paragraphs>23</Paragraphs>
+  <ScaleCrop>false</ScaleCrop>
+  <HeadingPairs>
+    <vt:vector size="2" baseType="variant">
+      <vt:variant>
+        <vt:lpstr>Title</vt:lpstr>
+      </vt:variant>
+      <vt:variant>
+        <vt:i4>1</vt:i4>
+      </vt:variant>
+    </vt:vector>
+  </HeadingPairs>
+  <TitlesOfParts>
+    <vt:vector size="1" baseType="lpstr">
+      <vt:lpstr/>
+    </vt:vector>
+  </TitlesOfParts>
+  <Company>Nguyên Gia</Company>
+  <LinksUpToDate>false</LinksUpToDate>
+  <CharactersWithSpaces>11720</CharactersWithSpaces>
+  <SharedDoc>false</SharedDoc>
+  <HyperlinksChanged>false</HyperlinksChanged>
+  <AppVersion>16.0000</AppVersion>
+</Properties>
+</file>
+
+<file path=./docProps/core.xml><?xml version="1.0" encoding="utf-8"?>
+<cp:coreProperties xmlns:cp="http://schemas.openxmlformats.org/package/2006/metadata/core-properties" xmlns:dc="http://purl.org/dc/elements/1.1/" xmlns:dcterms="http://purl.org/dc/terms/" xmlns:dcmitype="http://purl.org/dc/dcmitype/" xmlns:xsi="http://www.w3.org/2001/XMLSchema-instance">
+  <dc:creator>buitaivt</dc:creator>
+  <cp:lastModifiedBy>Administrator</cp:lastModifiedBy>
+  <cp:revision>4</cp:revision>
+  <cp:lastPrinted>2026-04-14T04:09:00Z</cp:lastPrinted>
+  <dcterms:created xsi:type="dcterms:W3CDTF">2026-04-11T12:59:00Z</dcterms:created>
+  <dcterms:modified xsi:type="dcterms:W3CDTF">2026-06-26T09:25:00Z</dcterms:modified>
+</cp:coreProperties>
+</file>
+
+<file path=./word/document.xml><?xml version="1.0" encoding="utf-8"?>
 <w:document xmlns:ns1="http://schemas.openxmlformats.org/markup-compatibility/2006" xmlns:ns10="http://schemas.openxmlformats.org/officeDocument/2006/relationships" xmlns:ns2="http://schemas.microsoft.com/office/word/2010/wordml" xmlns:ns3="http://schemas.openxmlformats.org/drawingml/2006/wordprocessingDrawing" xmlns:ns4="http://schemas.microsoft.com/office/word/2010/wordprocessingDrawing" xmlns:ns5="http://schemas.openxmlformats.org/drawingml/2006/main" xmlns:ns6="http://schemas.microsoft.com/office/word/2010/wordprocessingShape" xmlns:ns7="http://schemas.microsoft.com/office/drawing/2010/main" xmlns:ns8="urn:schemas-microsoft-com:vml" xmlns:ns9="urn:schemas-microsoft-com:office:office" xmlns:w="http://schemas.openxmlformats.org/wordprocessingml/2006/main" xmlns:wps="http://schemas.microsoft.com/office/word/2010/wordprocessingShape">
   <w:body>
     <w:p ns2:paraId="63C08E1B" ns2:textId="77777777">
@@ -10141,7 +10220,7 @@
 </w:document>
 </file>
 
-<file path=word/endnotes.xml><?xml version="1.0" encoding="utf-8"?>
+<file path=./word/endnotes.xml><?xml version="1.0" encoding="utf-8"?>
 <w:endnotes xmlns:wpc="http://schemas.microsoft.com/office/word/2010/wordprocessingCanvas" xmlns:cx="http://schemas.microsoft.com/office/drawing/2014/chartex" xmlns:cx1="http://schemas.microsoft.com/office/drawing/2015/9/8/chartex" xmlns:cx2="http://schemas.microsoft.com/office/drawing/2015/10/21/chartex" xmlns:cx3="http://schemas.microsoft.com/office/drawing/2016/5/9/chartex" xmlns:cx4="http://schemas.microsoft.com/office/drawing/2016/5/10/chartex" xmlns:cx5="http://schemas.microsoft.com/office/drawing/2016/5/11/chartex" xmlns:cx6="http://schemas.microsoft.com/office/drawing/2016/5/12/chartex" xmlns:cx7="http://schemas.microsoft.com/office/drawing/2016/5/13/chartex" xmlns:cx8="http://schemas.microsoft.com/office/drawing/2016/5/14/chartex" xmlns:mc="http://schemas.openxmlformats.org/markup-compatibility/2006" xmlns:aink="http://schemas.microsoft.com/office/drawing/2016/ink" xmlns:am3d="http://schemas.microsoft.com/office/drawing/2017/model3d" xmlns:o="urn:schemas-microsoft-com:office:office" xmlns:oel="http://schemas.microsoft.com/office/2019/extlst" xmlns:r="http://schemas.openxmlformats.org/officeDocument/2006/relationships" xmlns:m="http://schemas.openxmlformats.org/officeDocument/2006/math" xmlns:v="urn:schemas-microsoft-com:vml" xmlns:wp14="http://schemas.microsoft.com/office/word/2010/wordprocessingDrawing" xmlns:wp="http://schemas.openxmlformats.org/drawingml/2006/wordprocessingDrawing" xmlns:w10="urn:schemas-microsoft-com:office:word" xmlns:w="http://schemas.openxmlformats.org/wordprocessingml/2006/main" xmlns:w14="http://schemas.microsoft.com/office/word/2010/wordml" xmlns:w15="http://schemas.microsoft.com/office/word/2012/wordml" xmlns:w16cex="http://schemas.microsoft.com/office/word/2018/wordml/cex" xmlns:w16="http://schemas.microsoft.com/office/word/2018/wordml" xmlns:w16du="http://schemas.microsoft.com/office/word/2023/wordml/word16du" xmlns:w16sdtdh="http://schemas.microsoft.com/office/word/2020/wordml/sdtdatahash" xmlns:w16se="http://schemas.microsoft.com/office/word/2015/wordml/symex" xmlns:wpg="http://schemas.microsoft.com/office/word/2010/wordprocessingGroup" xmlns:wpi="http://schemas.microsoft.com/office/word/2010/wordprocessingInk" xmlns:wne="http://schemas.microsoft.com/office/word/2006/wordml" xmlns:wps="http://schemas.microsoft.com/office/word/2010/wordprocessingShape">
   <w:endnote w:type="separator" w:id="-1">
     <w:p>
@@ -10160,7 +10239,36 @@
 </w:endnotes>
 </file>
 
-<file path=word/footer1.xml><?xml version="1.0" encoding="utf-8"?>
+<file path=./word/fontTable.xml><?xml version="1.0" encoding="utf-8"?>
+<w:fonts xmlns:mc="http://schemas.openxmlformats.org/markup-compatibility/2006" xmlns:r="http://schemas.openxmlformats.org/officeDocument/2006/relationships" xmlns:w="http://schemas.openxmlformats.org/wordprocessingml/2006/main" xmlns:w14="http://schemas.microsoft.com/office/word/2010/wordml" xmlns:w15="http://schemas.microsoft.com/office/word/2012/wordml" xmlns:w16cex="http://schemas.microsoft.com/office/word/2018/wordml/cex" xmlns:w16="http://schemas.microsoft.com/office/word/2018/wordml" xmlns:w16du="http://schemas.microsoft.com/office/word/2023/wordml/word16du" xmlns:w16sdtdh="http://schemas.microsoft.com/office/word/2020/wordml/sdtdatahash" xmlns:w16se="http://schemas.microsoft.com/office/word/2015/wordml/symex">
+  <w:font w:name="Times New Roman">
+    <w:panose1 w:val="02020603050405020304"/>
+    <w:family w:val="roman"/>
+    <w:pitch w:val="variable"/>
+    <w:sig w:usb0="E0002EFF" w:usb1="C000785B" w:usb2="00000009" w:usb3="00000000" w:csb0="000001FF" w:csb1="00000000"/>
+  </w:font>
+  <w:font w:name="Calibri">
+    <w:panose1 w:val="020F0502020204030204"/>
+    <w:family w:val="swiss"/>
+    <w:pitch w:val="variable"/>
+    <w:sig w:usb0="E4002EFF" w:usb1="C000247B" w:usb2="00000009" w:usb3="00000000" w:csb0="000001FF" w:csb1="00000000"/>
+  </w:font>
+  <w:font w:name=".VnTime">
+    <w:panose1 w:val="020B7200000000000000"/>
+    <w:family w:val="swiss"/>
+    <w:pitch w:val="variable"/>
+    <w:sig w:usb0="00000003" w:usb1="00000000" w:usb2="00000000" w:usb3="00000000" w:csb0="00000001" w:csb1="00000000"/>
+  </w:font>
+  <w:font w:name="Cambria">
+    <w:panose1 w:val="02040503050406030204"/>
+    <w:family w:val="roman"/>
+    <w:pitch w:val="variable"/>
+    <w:sig w:usb0="E00006FF" w:usb1="420024FF" w:usb2="02000000" w:usb3="00000000" w:csb0="0000019F" w:csb1="00000000"/>
+  </w:font>
+</w:fonts>
+</file>
+
+<file path=./word/footer1.xml><?xml version="1.0" encoding="utf-8"?>
 <w:ftr xmlns:wpc="http://schemas.microsoft.com/office/word/2010/wordprocessingCanvas" xmlns:cx="http://schemas.microsoft.com/office/drawing/2014/chartex" xmlns:cx1="http://schemas.microsoft.com/office/drawing/2015/9/8/chartex" xmlns:cx2="http://schemas.microsoft.com/office/drawing/2015/10/21/chartex" xmlns:cx3="http://schemas.microsoft.com/office/drawing/2016/5/9/chartex" xmlns:cx4="http://schemas.microsoft.com/office/drawing/2016/5/10/chartex" xmlns:cx5="http://schemas.microsoft.com/office/drawing/2016/5/11/chartex" xmlns:cx6="http://schemas.microsoft.com/office/drawing/2016/5/12/chartex" xmlns:cx7="http://schemas.microsoft.com/office/drawing/2016/5/13/chartex" xmlns:cx8="http://schemas.microsoft.com/office/drawing/2016/5/14/chartex" xmlns:mc="http://schemas.openxmlformats.org/markup-compatibility/2006" xmlns:aink="http://schemas.microsoft.com/office/drawing/2016/ink" xmlns:am3d="http://schemas.microsoft.com/office/drawing/2017/model3d" xmlns:o="urn:schemas-microsoft-com:office:office" xmlns:oel="http://schemas.microsoft.com/office/2019/extlst" xmlns:r="http://schemas.openxmlformats.org/officeDocument/2006/relationships" xmlns:m="http://schemas.openxmlformats.org/officeDocument/2006/math" xmlns:v="urn:schemas-microsoft-com:vml" xmlns:wp14="http://schemas.microsoft.com/office/word/2010/wordprocessingDrawing" xmlns:wp="http://schemas.openxmlformats.org/drawingml/2006/wordprocessingDrawing" xmlns:w10="urn:schemas-microsoft-com:office:word" xmlns:w="http://schemas.openxmlformats.org/wordprocessingml/2006/main" xmlns:w14="http://schemas.microsoft.com/office/word/2010/wordml" xmlns:w15="http://schemas.microsoft.com/office/word/2012/wordml" xmlns:w16cex="http://schemas.microsoft.com/office/word/2018/wordml/cex" xmlns:w16="http://schemas.microsoft.com/office/word/2018/wordml" xmlns:w16du="http://schemas.microsoft.com/office/word/2023/wordml/word16du" xmlns:w16sdtdh="http://schemas.microsoft.com/office/word/2020/wordml/sdtdatahash" xmlns:w16se="http://schemas.microsoft.com/office/word/2015/wordml/symex" xmlns:wpg="http://schemas.microsoft.com/office/word/2010/wordprocessingGroup" xmlns:wpi="http://schemas.microsoft.com/office/word/2010/wordprocessingInk" xmlns:wne="http://schemas.microsoft.com/office/word/2006/wordml" xmlns:wps="http://schemas.microsoft.com/office/word/2010/wordprocessingShape">
   <w:p>
     <w:pPr>
@@ -10198,7 +10306,7 @@
 </w:ftr>
 </file>
 
-<file path=word/footer2.xml><?xml version="1.0" encoding="utf-8"?>
+<file path=./word/footer2.xml><?xml version="1.0" encoding="utf-8"?>
 <w:ftr xmlns:wpc="http://schemas.microsoft.com/office/word/2010/wordprocessingCanvas" xmlns:cx="http://schemas.microsoft.com/office/drawing/2014/chartex" xmlns:cx1="http://schemas.microsoft.com/office/drawing/2015/9/8/chartex" xmlns:cx2="http://schemas.microsoft.com/office/drawing/2015/10/21/chartex" xmlns:cx3="http://schemas.microsoft.com/office/drawing/2016/5/9/chartex" xmlns:cx4="http://schemas.microsoft.com/office/drawing/2016/5/10/chartex" xmlns:cx5="http://schemas.microsoft.com/office/drawing/2016/5/11/chartex" xmlns:cx6="http://schemas.microsoft.com/office/drawing/2016/5/12/chartex" xmlns:cx7="http://schemas.microsoft.com/office/drawing/2016/5/13/chartex" xmlns:cx8="http://schemas.microsoft.com/office/drawing/2016/5/14/chartex" xmlns:mc="http://schemas.openxmlformats.org/markup-compatibility/2006" xmlns:aink="http://schemas.microsoft.com/office/drawing/2016/ink" xmlns:am3d="http://schemas.microsoft.com/office/drawing/2017/model3d" xmlns:o="urn:schemas-microsoft-com:office:office" xmlns:oel="http://schemas.microsoft.com/office/2019/extlst" xmlns:r="http://schemas.openxmlformats.org/officeDocument/2006/relationships" xmlns:m="http://schemas.openxmlformats.org/officeDocument/2006/math" xmlns:v="urn:schemas-microsoft-com:vml" xmlns:wp14="http://schemas.microsoft.com/office/word/2010/wordprocessingDrawing" xmlns:wp="http://schemas.openxmlformats.org/drawingml/2006/wordprocessingDrawing" xmlns:w10="urn:schemas-microsoft-com:office:word" xmlns:w="http://schemas.openxmlformats.org/wordprocessingml/2006/main" xmlns:w14="http://schemas.microsoft.com/office/word/2010/wordml" xmlns:w15="http://schemas.microsoft.com/office/word/2012/wordml" xmlns:w16cex="http://schemas.microsoft.com/office/word/2018/wordml/cex" xmlns:w16="http://schemas.microsoft.com/office/word/2018/wordml" xmlns:w16du="http://schemas.microsoft.com/office/word/2023/wordml/word16du" xmlns:w16sdtdh="http://schemas.microsoft.com/office/word/2020/wordml/sdtdatahash" xmlns:w16se="http://schemas.microsoft.com/office/word/2015/wordml/symex" xmlns:wpg="http://schemas.microsoft.com/office/word/2010/wordprocessingGroup" xmlns:wpi="http://schemas.microsoft.com/office/word/2010/wordprocessingInk" xmlns:wne="http://schemas.microsoft.com/office/word/2006/wordml" xmlns:wps="http://schemas.microsoft.com/office/word/2010/wordprocessingShape">
   <w:p>
     <w:pPr>
@@ -10213,7 +10321,7 @@
 </w:ftr>
 </file>
 
-<file path=word/footnotes.xml><?xml version="1.0" encoding="utf-8"?>
+<file path=./word/footnotes.xml><?xml version="1.0" encoding="utf-8"?>
 <w:footnotes xmlns:wpc="http://schemas.microsoft.com/office/word/2010/wordprocessingCanvas" xmlns:cx="http://schemas.microsoft.com/office/drawing/2014/chartex" xmlns:cx1="http://schemas.microsoft.com/office/drawing/2015/9/8/chartex" xmlns:cx2="http://schemas.microsoft.com/office/drawing/2015/10/21/chartex" xmlns:cx3="http://schemas.microsoft.com/office/drawing/2016/5/9/chartex" xmlns:cx4="http://schemas.microsoft.com/office/drawing/2016/5/10/chartex" xmlns:cx5="http://schemas.microsoft.com/office/drawing/2016/5/11/chartex" xmlns:cx6="http://schemas.microsoft.com/office/drawing/2016/5/12/chartex" xmlns:cx7="http://schemas.microsoft.com/office/drawing/2016/5/13/chartex" xmlns:cx8="http://schemas.microsoft.com/office/drawing/2016/5/14/chartex" xmlns:mc="http://schemas.openxmlformats.org/markup-compatibility/2006" xmlns:aink="http://schemas.microsoft.com/office/drawing/2016/ink" xmlns:am3d="http://schemas.microsoft.com/office/drawing/2017/model3d" xmlns:o="urn:schemas-microsoft-com:office:office" xmlns:oel="http://schemas.microsoft.com/office/2019/extlst" xmlns:r="http://schemas.openxmlformats.org/officeDocument/2006/relationships" xmlns:m="http://schemas.openxmlformats.org/officeDocument/2006/math" xmlns:v="urn:schemas-microsoft-com:vml" xmlns:wp14="http://schemas.microsoft.com/office/word/2010/wordprocessingDrawing" xmlns:wp="http://schemas.openxmlformats.org/drawingml/2006/wordprocessingDrawing" xmlns:w10="urn:schemas-microsoft-com:office:word" xmlns:w="http://schemas.openxmlformats.org/wordprocessingml/2006/main" xmlns:w14="http://schemas.microsoft.com/office/word/2010/wordml" xmlns:w15="http://schemas.microsoft.com/office/word/2012/wordml" xmlns:w16cex="http://schemas.microsoft.com/office/word/2018/wordml/cex" xmlns:w16="http://schemas.microsoft.com/office/word/2018/wordml" xmlns:w16du="http://schemas.microsoft.com/office/word/2023/wordml/word16du" xmlns:w16sdtdh="http://schemas.microsoft.com/office/word/2020/wordml/sdtdatahash" xmlns:w16se="http://schemas.microsoft.com/office/word/2015/wordml/symex" xmlns:wpg="http://schemas.microsoft.com/office/word/2010/wordprocessingGroup" xmlns:wpi="http://schemas.microsoft.com/office/word/2010/wordprocessingInk" xmlns:wne="http://schemas.microsoft.com/office/word/2006/wordml" xmlns:wps="http://schemas.microsoft.com/office/word/2010/wordprocessingShape">
   <w:footnote w:type="separator" w:id="-1">
     <w:p>
@@ -10232,7 +10340,212 @@
 </w:footnotes>
 </file>
 
-<file path=word/styles.xml><?xml version="1.0" encoding="utf-8"?>
+<file path=./word/settings.xml><?xml version="1.0" encoding="utf-8"?>
+<w:settings xmlns:mc="http://schemas.openxmlformats.org/markup-compatibility/2006" xmlns:o="urn:schemas-microsoft-com:office:office" xmlns:r="http://schemas.openxmlformats.org/officeDocument/2006/relationships" xmlns:m="http://schemas.openxmlformats.org/officeDocument/2006/math" xmlns:v="urn:schemas-microsoft-com:vml" xmlns:w10="urn:schemas-microsoft-com:office:word" xmlns:w="http://schemas.openxmlformats.org/wordprocessingml/2006/main" xmlns:w14="http://schemas.microsoft.com/office/word/2010/wordml" xmlns:w15="http://schemas.microsoft.com/office/word/2012/wordml" xmlns:w16cex="http://schemas.microsoft.com/office/word/2018/wordml/cex" xmlns:w16="http://schemas.microsoft.com/office/word/2018/wordml" xmlns:w16du="http://schemas.microsoft.com/office/word/2023/wordml/word16du" xmlns:w16sdtdh="http://schemas.microsoft.com/office/word/2020/wordml/sdtdatahash" xmlns:w16se="http://schemas.microsoft.com/office/word/2015/wordml/symex" xmlns:sl="http://schemas.openxmlformats.org/schemaLibrary/2006/main">
+  <w:zoom w:percent="100"/>
+  <w:defaultTabStop w:val="720"/>
+  <w:drawingGridHorizontalSpacing w:val="140"/>
+  <w:drawingGridVerticalSpacing w:val="381"/>
+  <w:displayHorizontalDrawingGridEvery w:val="0"/>
+  <w:characterSpacingControl w:val="doNotCompress"/>
+  <w:hdrShapeDefaults>
+    <o:shapedefaults v:ext="edit" spidmax="2050"/>
+  </w:hdrShapeDefaults>
+  <w:compat>
+    <w:compatSetting w:name="compatibilityMode" w:uri="http://schemas.microsoft.com/office/word" w:val="15"/>
+    <w:compatSetting w:name="overrideTableStyleFontSizeAndJustification" w:uri="http://schemas.microsoft.com/office/word" w:val="1"/>
+    <w:compatSetting w:name="enableOpenTypeFeatures" w:uri="http://schemas.microsoft.com/office/word" w:val="1"/>
+    <w:compatSetting w:name="doNotFlipMirrorIndents" w:uri="http://schemas.microsoft.com/office/word" w:val="1"/>
+    <w:compatSetting w:name="differentiateMultirowTableHeaders" w:uri="http://schemas.microsoft.com/office/word" w:val="1"/>
+    <w:compatSetting w:name="useWord2013TrackBottomHyphenation" w:uri="http://schemas.microsoft.com/office/word" w:val="0"/>
+  </w:compat>
+  <w:rsids>
+    <w:rsidRoot w:val="00B75AA4"/>
+    <w:rsid w:val="00002D59"/>
+    <w:rsid w:val="00023E7E"/>
+    <w:rsid w:val="00034F13"/>
+    <w:rsid w:val="00040BCA"/>
+    <w:rsid w:val="00041DC0"/>
+    <w:rsid w:val="00050BCF"/>
+    <w:rsid w:val="000957ED"/>
+    <w:rsid w:val="000E47C3"/>
+    <w:rsid w:val="00123FEE"/>
+    <w:rsid w:val="00133E0F"/>
+    <w:rsid w:val="00141D3E"/>
+    <w:rsid w:val="0015401F"/>
+    <w:rsid w:val="00195DC6"/>
+    <w:rsid w:val="002106C4"/>
+    <w:rsid w:val="00210A7B"/>
+    <w:rsid w:val="00215B48"/>
+    <w:rsid w:val="002448EA"/>
+    <w:rsid w:val="00250513"/>
+    <w:rsid w:val="0025128E"/>
+    <w:rsid w:val="00251AEE"/>
+    <w:rsid w:val="002608A4"/>
+    <w:rsid w:val="00261336"/>
+    <w:rsid w:val="00266CC3"/>
+    <w:rsid w:val="002704CA"/>
+    <w:rsid w:val="0027077B"/>
+    <w:rsid w:val="00274304"/>
+    <w:rsid w:val="002F150F"/>
+    <w:rsid w:val="002F3925"/>
+    <w:rsid w:val="00330800"/>
+    <w:rsid w:val="0034666E"/>
+    <w:rsid w:val="00370585"/>
+    <w:rsid w:val="00371EA1"/>
+    <w:rsid w:val="0037479A"/>
+    <w:rsid w:val="0038380A"/>
+    <w:rsid w:val="003D0520"/>
+    <w:rsid w:val="003F5B05"/>
+    <w:rsid w:val="004008EF"/>
+    <w:rsid w:val="00405FDF"/>
+    <w:rsid w:val="0042110B"/>
+    <w:rsid w:val="004317BC"/>
+    <w:rsid w:val="004341EA"/>
+    <w:rsid w:val="004621D8"/>
+    <w:rsid w:val="00482998"/>
+    <w:rsid w:val="0048602A"/>
+    <w:rsid w:val="00490556"/>
+    <w:rsid w:val="00496DC7"/>
+    <w:rsid w:val="004A2802"/>
+    <w:rsid w:val="004E5F5B"/>
+    <w:rsid w:val="00516BA0"/>
+    <w:rsid w:val="00535690"/>
+    <w:rsid w:val="00564EE0"/>
+    <w:rsid w:val="005A7289"/>
+    <w:rsid w:val="005B2155"/>
+    <w:rsid w:val="00615C28"/>
+    <w:rsid w:val="006240A9"/>
+    <w:rsid w:val="0065081D"/>
+    <w:rsid w:val="00672866"/>
+    <w:rsid w:val="00681177"/>
+    <w:rsid w:val="0069014F"/>
+    <w:rsid w:val="006907F4"/>
+    <w:rsid w:val="00697369"/>
+    <w:rsid w:val="006C3323"/>
+    <w:rsid w:val="00726A5C"/>
+    <w:rsid w:val="00727FEC"/>
+    <w:rsid w:val="007300AB"/>
+    <w:rsid w:val="0074702B"/>
+    <w:rsid w:val="00780030"/>
+    <w:rsid w:val="00794599"/>
+    <w:rsid w:val="007A0510"/>
+    <w:rsid w:val="007B5B43"/>
+    <w:rsid w:val="00811013"/>
+    <w:rsid w:val="00841608"/>
+    <w:rsid w:val="00852F88"/>
+    <w:rsid w:val="00856AA6"/>
+    <w:rsid w:val="00861C04"/>
+    <w:rsid w:val="00864C65"/>
+    <w:rsid w:val="00865627"/>
+    <w:rsid w:val="00865CC3"/>
+    <w:rsid w:val="008C1292"/>
+    <w:rsid w:val="008C5D96"/>
+    <w:rsid w:val="008D2F70"/>
+    <w:rsid w:val="008D5061"/>
+    <w:rsid w:val="008E3DA3"/>
+    <w:rsid w:val="008E6B07"/>
+    <w:rsid w:val="00910938"/>
+    <w:rsid w:val="00921D7B"/>
+    <w:rsid w:val="0094760B"/>
+    <w:rsid w:val="00976FAC"/>
+    <w:rsid w:val="009845D6"/>
+    <w:rsid w:val="009A2B2B"/>
+    <w:rsid w:val="009B6606"/>
+    <w:rsid w:val="009D138B"/>
+    <w:rsid w:val="009F4B63"/>
+    <w:rsid w:val="00A00F5F"/>
+    <w:rsid w:val="00A852A0"/>
+    <w:rsid w:val="00AB215D"/>
+    <w:rsid w:val="00AF2A6D"/>
+    <w:rsid w:val="00B0286B"/>
+    <w:rsid w:val="00B05230"/>
+    <w:rsid w:val="00B12B62"/>
+    <w:rsid w:val="00B26590"/>
+    <w:rsid w:val="00B31EA6"/>
+    <w:rsid w:val="00B36AF6"/>
+    <w:rsid w:val="00B64225"/>
+    <w:rsid w:val="00B75AA4"/>
+    <w:rsid w:val="00B81D47"/>
+    <w:rsid w:val="00B91623"/>
+    <w:rsid w:val="00BB1CCB"/>
+    <w:rsid w:val="00BB6E62"/>
+    <w:rsid w:val="00BC3606"/>
+    <w:rsid w:val="00BD115D"/>
+    <w:rsid w:val="00BF6132"/>
+    <w:rsid w:val="00BF6D05"/>
+    <w:rsid w:val="00BF6D0C"/>
+    <w:rsid w:val="00C12A7A"/>
+    <w:rsid w:val="00C20AE4"/>
+    <w:rsid w:val="00C31F3D"/>
+    <w:rsid w:val="00C32201"/>
+    <w:rsid w:val="00C450D8"/>
+    <w:rsid w:val="00C51164"/>
+    <w:rsid w:val="00C85380"/>
+    <w:rsid w:val="00CA19C9"/>
+    <w:rsid w:val="00CB4E6B"/>
+    <w:rsid w:val="00CC0FB2"/>
+    <w:rsid w:val="00CF1D4F"/>
+    <w:rsid w:val="00CF4E35"/>
+    <w:rsid w:val="00D03FD4"/>
+    <w:rsid w:val="00D173C7"/>
+    <w:rsid w:val="00D4654B"/>
+    <w:rsid w:val="00D75D00"/>
+    <w:rsid w:val="00D9158B"/>
+    <w:rsid w:val="00D91E12"/>
+    <w:rsid w:val="00DA2213"/>
+    <w:rsid w:val="00DC65E2"/>
+    <w:rsid w:val="00DD24FE"/>
+    <w:rsid w:val="00DF79D7"/>
+    <w:rsid w:val="00E00446"/>
+    <w:rsid w:val="00E22AF0"/>
+    <w:rsid w:val="00E34C9B"/>
+    <w:rsid w:val="00E51023"/>
+    <w:rsid w:val="00E81373"/>
+    <w:rsid w:val="00E922BC"/>
+    <w:rsid w:val="00EC41FA"/>
+    <w:rsid w:val="00F01BAF"/>
+    <w:rsid w:val="00F22A50"/>
+    <w:rsid w:val="00F23AE4"/>
+    <w:rsid w:val="00F654F3"/>
+    <w:rsid w:val="00F77935"/>
+    <w:rsid w:val="00F847F1"/>
+    <w:rsid w:val="00F97FE1"/>
+    <w:rsid w:val="00FA6F51"/>
+    <w:rsid w:val="00FC0498"/>
+    <w:rsid w:val="00FC7AE1"/>
+    <w:rsid w:val="00FD684E"/>
+    <w:rsid w:val="00FE0F75"/>
+  </w:rsids>
+  <m:mathPr>
+    <m:mathFont m:val="Cambria Math"/>
+    <m:brkBin m:val="before"/>
+    <m:brkBinSub m:val="--"/>
+    <m:smallFrac m:val="0"/>
+    <m:dispDef/>
+    <m:lMargin m:val="0"/>
+    <m:rMargin m:val="0"/>
+    <m:defJc m:val="centerGroup"/>
+    <m:wrapIndent m:val="1440"/>
+    <m:intLim m:val="subSup"/>
+    <m:naryLim m:val="undOvr"/>
+  </m:mathPr>
+  <w:themeFontLang w:val="en-US"/>
+  <w:clrSchemeMapping w:bg1="light1" w:t1="dark1" w:bg2="light2" w:t2="dark2" w:accent1="accent1" w:accent2="accent2" w:accent3="accent3" w:accent4="accent4" w:accent5="accent5" w:accent6="accent6" w:hyperlink="hyperlink" w:followedHyperlink="followedHyperlink"/>
+  <w:shapeDefaults>
+    <o:shapedefaults v:ext="edit" spidmax="2050"/>
+    <o:shapelayout v:ext="edit">
+      <o:idmap v:ext="edit" data="2"/>
+    </o:shapelayout>
+  </w:shapeDefaults>
+  <w:decimalSymbol w:val="."/>
+  <w:listSeparator w:val=","/>
+  <w14:docId w14:val="5C4DF3CA"/>
+  <w15:docId w15:val="{2F903EA9-64FE-4C70-AC78-F5E75BD35761}"/>
+</w:settings>
+</file>
+
+<file path=./word/styles.xml><?xml version="1.0" encoding="utf-8"?>
 <w:styles xmlns:mc="http://schemas.openxmlformats.org/markup-compatibility/2006" xmlns:r="http://schemas.openxmlformats.org/officeDocument/2006/relationships" xmlns:w="http://schemas.openxmlformats.org/wordprocessingml/2006/main" xmlns:w14="http://schemas.microsoft.com/office/word/2010/wordml" xmlns:w15="http://schemas.microsoft.com/office/word/2012/wordml" xmlns:w16cex="http://schemas.microsoft.com/office/word/2018/wordml/cex" xmlns:w16="http://schemas.microsoft.com/office/word/2018/wordml" xmlns:w16du="http://schemas.microsoft.com/office/word/2023/wordml/word16du" xmlns:w16sdtdh="http://schemas.microsoft.com/office/word/2020/wordml/sdtdatahash" xmlns:w16se="http://schemas.microsoft.com/office/word/2015/wordml/symex">
   <w:docDefaults>
     <w:rPrDefault>
@@ -10848,7 +11161,7 @@
 </w:styles>
 </file>
 
-<file path=word/theme/theme1.xml><?xml version="1.0" encoding="utf-8"?>
+<file path=./word/theme/theme1.xml><?xml version="1.0" encoding="utf-8"?>
 <a:theme xmlns:a="http://schemas.openxmlformats.org/drawingml/2006/main" name="Office Theme">
   <a:themeElements>
     <a:clrScheme name="Office">
@@ -11133,14 +11446,10 @@
 </a:theme>
 </file>
 
-<file path=customXml/item1.xml><?xml version="1.0" encoding="utf-8"?>
-<b:Sources xmlns:b="http://schemas.openxmlformats.org/officeDocument/2006/bibliography" xmlns="http://schemas.openxmlformats.org/officeDocument/2006/bibliography" SelectedStyle="\APA.XSL" StyleName="APA"/>
-</file>
-
-<file path=customXml/itemProps1.xml><?xml version="1.0" encoding="utf-8"?>
-<ds:datastoreItem xmlns:ds="http://schemas.openxmlformats.org/officeDocument/2006/customXml" ds:itemID="{447A7524-A3A4-435E-AF7D-92AD9A558BFE}">
-  <ds:schemaRefs>
-    <ds:schemaRef ds:uri="http://schemas.openxmlformats.org/officeDocument/2006/bibliography"/>
-  </ds:schemaRefs>
-</ds:datastoreItem>
+<file path=./word/webSettings.xml><?xml version="1.0" encoding="utf-8"?>
+<w:webSettings xmlns:mc="http://schemas.openxmlformats.org/markup-compatibility/2006" xmlns:r="http://schemas.openxmlformats.org/officeDocument/2006/relationships" xmlns:w="http://schemas.openxmlformats.org/wordprocessingml/2006/main" xmlns:w14="http://schemas.microsoft.com/office/word/2010/wordml" xmlns:w15="http://schemas.microsoft.com/office/word/2012/wordml" xmlns:w16cex="http://schemas.microsoft.com/office/word/2018/wordml/cex" xmlns:w16="http://schemas.microsoft.com/office/word/2018/wordml" xmlns:w16du="http://schemas.microsoft.com/office/word/2023/wordml/word16du" xmlns:w16sdtdh="http://schemas.microsoft.com/office/word/2020/wordml/sdtdatahash" xmlns:w16se="http://schemas.microsoft.com/office/word/2015/wordml/symex">
+  <w:optimizeForBrowser/>
+  <w:relyOnVML/>
+  <w:allowPNG/>
+</w:webSettings>
 </file>
--- a/skills/phong-cntt/assets/bien-ban-hoan-thien-hop-dong.docx
+++ b/skills/phong-cntt/assets/bien-ban-hoan-thien-hop-dong.docx
@@ -24,7 +24,7 @@
           <w:sz w:val="26"/>
           <w:szCs w:val="26"/>
         </w:rPr>
-        <w:t>CỘNG HOÀ XÃ HỘI CHỦ NGHĨA VIỆT NAM</w:t>
+        <w:t xml:space="preserve">CỘNG HOÀ XÃ HỘI CHỦ NGHĨA VIỆT NAM</w:t>
       </w:r>
     </w:p>
     <w:p>
@@ -116,7 +116,7 @@
           <w:sz w:val="26"/>
           <w:szCs w:val="26"/>
         </w:rPr>
-        <w:t>Độc lập – Tự do – Hạnh phúc</w:t>
+        <w:t xml:space="preserve">Độc lập – Tự do – Hạnh phúc</w:t>
       </w:r>
     </w:p>
     <w:p>
@@ -164,7 +164,7 @@
           <w:szCs w:val="26"/>
           <w:lang w:val="en-US"/>
         </w:rPr>
-        <w:t>Phú Thọ</w:t>
+        <w:t xml:space="preserve">Phú Thọ</w:t>
       </w:r>
       <w:r>
         <w:rPr>
@@ -184,7 +184,7 @@
           <w:szCs w:val="26"/>
           <w:lang w:val="en-US"/>
         </w:rPr>
-        <w:t>___</w:t>
+        <w:t xml:space="preserve">___</w:t>
       </w:r>
       <w:r>
         <w:rPr>
@@ -204,7 +204,7 @@
           <w:szCs w:val="26"/>
           <w:lang w:val="en-US"/>
         </w:rPr>
-        <w:t>___</w:t>
+        <w:t xml:space="preserve">___</w:t>
       </w:r>
       <w:r>
         <w:rPr>
@@ -234,7 +234,7 @@
           <w:szCs w:val="26"/>
           <w:lang w:val="en-US"/>
         </w:rPr>
-        <w:t>___</w:t>
+        <w:t xml:space="preserve">___</w:t>
       </w:r>
     </w:p>
     <w:p>
@@ -279,7 +279,7 @@
           <w:szCs w:val="28"/>
           <w:lang w:val="en-US"/>
         </w:rPr>
-        <w:t>BIÊN BẢN HOÀN THIỆN HỢP ĐỒNG</w:t>
+        <w:t xml:space="preserve">BIÊN BẢN HOÀN THIỆN HỢP ĐỒNG</w:t>
       </w:r>
     </w:p>
     <w:p>
@@ -350,7 +350,7 @@
                 <w:szCs w:val="26"/>
                 <w:lang w:val="en-US"/>
               </w:rPr>
-              <w:t>Gói thầu</w:t>
+              <w:t xml:space="preserve">Gói thầu</w:t>
             </w:r>
           </w:p>
         </w:tc>
@@ -383,7 +383,7 @@
                 <w:szCs w:val="26"/>
                 <w:lang w:val="en-US"/>
               </w:rPr>
-              <w:t>:</w:t>
+              <w:t xml:space="preserve">:</w:t>
             </w:r>
           </w:p>
         </w:tc>
@@ -415,7 +415,7 @@
                 <w:szCs w:val="26"/>
                 <w:lang w:val="nl-NL"/>
               </w:rPr>
-              <w:t>______________</w:t>
+              <w:t xml:space="preserve">______________</w:t>
             </w:r>
           </w:p>
         </w:tc>
@@ -459,7 +459,7 @@
                 <w:szCs w:val="26"/>
                 <w:lang w:val="en-US"/>
               </w:rPr>
-              <w:t>toán</w:t>
+              <w:t xml:space="preserve">toán</w:t>
             </w:r>
           </w:p>
         </w:tc>
@@ -492,7 +492,7 @@
                 <w:szCs w:val="26"/>
                 <w:lang w:val="en-US"/>
               </w:rPr>
-              <w:t>:</w:t>
+              <w:t xml:space="preserve">:</w:t>
             </w:r>
           </w:p>
         </w:tc>
@@ -529,7 +529,7 @@
                 <w:szCs w:val="26"/>
                 <w:lang w:val="nl-NL"/>
               </w:rPr>
-              <w:t>______________</w:t>
+              <w:t xml:space="preserve">______________</w:t>
             </w:r>
           </w:p>
         </w:tc>
@@ -578,7 +578,7 @@
           <w:szCs w:val="26"/>
           <w:lang w:val="en-US"/>
         </w:rPr>
-        <w:t>I. CÁC CĂN CỨ:</w:t>
+        <w:t xml:space="preserve">I. CÁC CĂN CỨ:</w:t>
       </w:r>
       <w:r>
         <w:rPr>
@@ -608,7 +608,7 @@
           <w:sz w:val="26"/>
           <w:szCs w:val="26"/>
         </w:rPr>
-        <w:t>Căn cứ vào Bộ Luật Dân sự số 91/2015/QH13 được Quốc hội nước Cộng hoà xã hội chủ nghĩa Việt Nam thông qua ngày 24 tháng 11 năm 2015;</w:t>
+        <w:t xml:space="preserve">Căn cứ vào Bộ Luật Dân sự số 91/2015/QH13 được Quốc hội nước Cộng hoà xã hội chủ nghĩa Việt Nam thông qua ngày 24 tháng 11 năm 2015;</w:t>
       </w:r>
     </w:p>
     <w:p>
@@ -639,7 +639,7 @@
           <w:sz w:val="26"/>
           <w:szCs w:val="26"/>
         </w:rPr>
-        <w:t>Căn cứ Luật Đấu thầu ngày 23/06/2023 được sửa đổi, bổ sung bởi Luật số 57/2024/QH15 ngày 29/11/2024 và Luật số 90/2025/QH15 ngày 25/6/2025;</w:t>
+        <w:t xml:space="preserve">Căn cứ Luật Đấu thầu ngày 23/06/2023 được sửa đổi, bổ sung bởi Luật số 57/2024/QH15 ngày 29/11/2024 và Luật số 90/2025/QH15 ngày 25/6/2025;</w:t>
       </w:r>
     </w:p>
     <w:p>
@@ -659,7 +659,7 @@
           <w:szCs w:val="26"/>
         </w:rPr>
         <w:tab/>
-        <w:t>Căn cứ Nghị định số 214/2025/NĐ-CP ngày 04/8/2025 của Chính phủ quy định chi tiết một số điều và biện pháp thi hành Luật Đấu thầu về lựa chọn nhà thầu;</w:t>
+        <w:t xml:space="preserve">Căn cứ Nghị định số 214/2025/NĐ-CP ngày 04/8/2025 của Chính phủ quy định chi tiết một số điều và biện pháp thi hành Luật Đấu thầu về lựa chọn nhà thầu;</w:t>
       </w:r>
     </w:p>
     <w:p>
@@ -701,7 +701,7 @@
           <w:sz w:val="26"/>
           <w:szCs w:val="26"/>
         </w:rPr>
-        <w:t>___</w:t>
+        <w:t xml:space="preserve">___</w:t>
       </w:r>
       <w:r>
         <w:rPr>
@@ -721,7 +721,7 @@
           <w:sz w:val="26"/>
           <w:szCs w:val="26"/>
         </w:rPr>
-        <w:t>___</w:t>
+        <w:t xml:space="preserve">___</w:t>
       </w:r>
       <w:r>
         <w:rPr>
@@ -731,7 +731,7 @@
           <w:sz w:val="26"/>
           <w:szCs w:val="26"/>
         </w:rPr>
-        <w:t>/</w:t>
+        <w:t xml:space="preserve">/</w:t>
       </w:r>
       <w:r>
         <w:rPr>
@@ -741,7 +741,7 @@
           <w:sz w:val="26"/>
           <w:szCs w:val="26"/>
         </w:rPr>
-        <w:t>___</w:t>
+        <w:t xml:space="preserve">___</w:t>
       </w:r>
       <w:r>
         <w:rPr>
@@ -751,7 +751,7 @@
           <w:sz w:val="26"/>
           <w:szCs w:val="26"/>
         </w:rPr>
-        <w:t>/</w:t>
+        <w:t xml:space="preserve">/</w:t>
       </w:r>
       <w:r>
         <w:rPr>
@@ -761,7 +761,7 @@
           <w:sz w:val="26"/>
           <w:szCs w:val="26"/>
         </w:rPr>
-        <w:t>___</w:t>
+        <w:t xml:space="preserve">___</w:t>
       </w:r>
       <w:r>
         <w:rPr>
@@ -802,7 +802,7 @@
           <w:szCs w:val="26"/>
           <w:lang w:val="nl-NL"/>
         </w:rPr>
-        <w:t>______________</w:t>
+        <w:t xml:space="preserve">______________</w:t>
       </w:r>
       <w:r>
         <w:rPr>
@@ -813,7 +813,7 @@
           <w:sz w:val="26"/>
           <w:szCs w:val="26"/>
         </w:rPr>
-        <w:t>;</w:t>
+        <w:t xml:space="preserve">;</w:t>
       </w:r>
     </w:p>
     <w:p>
@@ -852,7 +852,7 @@
           <w:sz w:val="26"/>
           <w:szCs w:val="26"/>
         </w:rPr>
-        <w:t>___</w:t>
+        <w:t xml:space="preserve">___</w:t>
       </w:r>
       <w:r>
         <w:rPr>
@@ -861,7 +861,7 @@
           <w:sz w:val="26"/>
           <w:szCs w:val="26"/>
         </w:rPr>
-        <w:t>/</w:t>
+        <w:t xml:space="preserve">/</w:t>
       </w:r>
       <w:r>
         <w:rPr>
@@ -870,7 +870,7 @@
           <w:sz w:val="26"/>
           <w:szCs w:val="26"/>
         </w:rPr>
-        <w:t>___</w:t>
+        <w:t xml:space="preserve">___</w:t>
       </w:r>
       <w:r>
         <w:rPr>
@@ -879,7 +879,7 @@
           <w:sz w:val="26"/>
           <w:szCs w:val="26"/>
         </w:rPr>
-        <w:t>/</w:t>
+        <w:t xml:space="preserve">/</w:t>
       </w:r>
       <w:r>
         <w:rPr>
@@ -888,7 +888,7 @@
           <w:sz w:val="26"/>
           <w:szCs w:val="26"/>
         </w:rPr>
-        <w:t>___</w:t>
+        <w:t xml:space="preserve">___</w:t>
       </w:r>
       <w:r>
         <w:rPr>
@@ -906,7 +906,7 @@
           <w:sz w:val="26"/>
           <w:szCs w:val="26"/>
         </w:rPr>
-        <w:t>Đ</w:t>
+        <w:t xml:space="preserve">Đ</w:t>
       </w:r>
       <w:r>
         <w:rPr>
@@ -915,7 +915,7 @@
           <w:sz w:val="26"/>
           <w:szCs w:val="26"/>
         </w:rPr>
-        <w:t>a khoa tỉnh Phú Thọ</w:t>
+        <w:t xml:space="preserve">a khoa tỉnh Phú Thọ</w:t>
       </w:r>
       <w:r>
         <w:rPr>
@@ -924,7 +924,7 @@
           <w:sz w:val="26"/>
           <w:szCs w:val="26"/>
         </w:rPr>
-        <w:t>.</w:t>
+        <w:t xml:space="preserve">.</w:t>
       </w:r>
     </w:p>
     <w:p>
@@ -955,7 +955,7 @@
           <w:sz w:val="26"/>
           <w:szCs w:val="26"/>
         </w:rPr>
-        <w:t>II. THÀNH PHẦN THAM GIA:</w:t>
+        <w:t xml:space="preserve">II. THÀNH PHẦN THAM GIA:</w:t>
       </w:r>
     </w:p>
     <w:p>
@@ -981,7 +981,7 @@
           <w:szCs w:val="26"/>
           <w:lang w:val="vi-VN"/>
         </w:rPr>
-        <w:t>Chúng tôi, đại diện cho các bên ký hợp đồng, gồm có:</w:t>
+        <w:t xml:space="preserve">Chúng tôi, đại diện cho các bên ký hợp đồng, gồm có:</w:t>
       </w:r>
     </w:p>
     <w:p>
@@ -1016,7 +1016,7 @@
           <w:szCs w:val="26"/>
           <w:lang w:val="vi-VN"/>
         </w:rPr>
-        <w:t>Chủ đầu tư (sau đây gọi là Bên A)</w:t>
+        <w:t xml:space="preserve">Chủ đầu tư (sau đây gọi là Bên A)</w:t>
       </w:r>
     </w:p>
     <w:p>
@@ -1048,7 +1048,7 @@
           <w:szCs w:val="26"/>
           <w:lang w:val="vi-VN"/>
         </w:rPr>
-        <w:t>Tên Chủ đầu tư</w:t>
+        <w:t xml:space="preserve">Tên Chủ đầu tư</w:t>
       </w:r>
       <w:r>
         <w:rPr>
@@ -1057,7 +1057,7 @@
           <w:szCs w:val="26"/>
           <w:lang w:val="vi-VN"/>
         </w:rPr>
-        <w:t>:</w:t>
+        <w:t xml:space="preserve">:</w:t>
       </w:r>
       <w:r>
         <w:rPr>
@@ -1081,7 +1081,7 @@
           <w:szCs w:val="26"/>
           <w:lang w:val="en-US"/>
         </w:rPr>
-        <w:t>Đ</w:t>
+        <w:t xml:space="preserve">Đ</w:t>
       </w:r>
       <w:r>
         <w:rPr>
@@ -1089,7 +1089,7 @@
           <w:szCs w:val="26"/>
           <w:lang w:val="en-US"/>
         </w:rPr>
-        <w:t>a khoa tỉnh Phú Thọ</w:t>
+        <w:t xml:space="preserve">a khoa tỉnh Phú Thọ</w:t>
       </w:r>
       <w:r>
         <w:rPr>
@@ -1097,7 +1097,7 @@
           <w:szCs w:val="26"/>
           <w:lang w:val="en-US"/>
         </w:rPr>
-        <w:t>;</w:t>
+        <w:t xml:space="preserve">;</w:t>
       </w:r>
       <w:r>
         <w:rPr>
@@ -1137,7 +1137,7 @@
           <w:szCs w:val="26"/>
           <w:lang w:val="vi-VN"/>
         </w:rPr>
-        <w:t>Địa chỉ:</w:t>
+        <w:t xml:space="preserve">Địa chỉ:</w:t>
       </w:r>
       <w:r>
         <w:rPr>
@@ -1153,7 +1153,7 @@
           <w:szCs w:val="26"/>
           <w:lang w:val="en-US"/>
         </w:rPr>
-        <w:t>Đường Nguyễn Tất Thành, phường Việt Trì, tỉnh Phú Thọ;</w:t>
+        <w:t xml:space="preserve">Đường Nguyễn Tất Thành, phường Việt Trì, tỉnh Phú Thọ;</w:t>
       </w:r>
       <w:r>
         <w:rPr>
@@ -1193,7 +1193,7 @@
           <w:szCs w:val="26"/>
           <w:lang w:val="fr-FR"/>
         </w:rPr>
-        <w:t>Điện thoại:</w:t>
+        <w:t xml:space="preserve">Điện thoại:</w:t>
       </w:r>
       <w:r>
         <w:rPr>
@@ -1208,14 +1208,14 @@
           <w:sz w:val="26"/>
           <w:szCs w:val="26"/>
         </w:rPr>
-        <w:t>0210 6254179</w:t>
-      </w:r>
-      <w:r>
-        <w:rPr>
-          <w:sz w:val="26"/>
-          <w:szCs w:val="26"/>
-        </w:rPr>
-        <w:t>;</w:t>
+        <w:t xml:space="preserve">0210 6254179</w:t>
+      </w:r>
+      <w:r>
+        <w:rPr>
+          <w:sz w:val="26"/>
+          <w:szCs w:val="26"/>
+        </w:rPr>
+        <w:t xml:space="preserve">;</w:t>
       </w:r>
       <w:r>
         <w:rPr>
@@ -1255,7 +1255,7 @@
           <w:szCs w:val="26"/>
           <w:lang w:val="fr-FR"/>
         </w:rPr>
-        <w:t>E-mail:</w:t>
+        <w:t xml:space="preserve">E-mail:</w:t>
       </w:r>
       <w:r>
         <w:rPr>
@@ -1279,7 +1279,7 @@
           <w:szCs w:val="26"/>
           <w:lang w:val="fr-FR"/>
         </w:rPr>
-        <w:t>;</w:t>
+        <w:t xml:space="preserve">;</w:t>
       </w:r>
       <w:r>
         <w:rPr>
@@ -1319,7 +1319,7 @@
           <w:szCs w:val="26"/>
           <w:lang w:val="fr-FR"/>
         </w:rPr>
-        <w:t>Tài khoản:</w:t>
+        <w:t xml:space="preserve">Tài khoản:</w:t>
       </w:r>
       <w:r>
         <w:rPr>
@@ -1335,7 +1335,7 @@
           <w:szCs w:val="26"/>
           <w:lang w:val="fr-FR"/>
         </w:rPr>
-        <w:t>3713.0.1017725.0000</w:t>
+        <w:t xml:space="preserve">3713.0.1017725.0000</w:t>
       </w:r>
       <w:r>
         <w:rPr>
@@ -1351,31 +1351,31 @@
           <w:szCs w:val="26"/>
           <w:lang w:val="fr-FR"/>
         </w:rPr>
-        <w:t>3714.0.1017725.0000  mở tại Kho bạc Nhà nước Khu vực VIII</w:t>
-      </w:r>
-      <w:r>
-        <w:rPr>
-          <w:sz w:val="26"/>
-          <w:szCs w:val="26"/>
-          <w:lang w:val="fr-FR"/>
-        </w:rPr>
-        <w:t xml:space="preserve">/  </w:t>
-      </w:r>
-      <w:r>
-        <w:rPr>
-          <w:sz w:val="26"/>
-          <w:szCs w:val="26"/>
-          <w:lang w:val="fr-FR"/>
-        </w:rPr>
-        <w:t>8169 999 999 mở tại Ngân hàng Vietcombank – Chi nhánh Phú Thọ</w:t>
-      </w:r>
-      <w:r>
-        <w:rPr>
-          <w:sz w:val="26"/>
-          <w:szCs w:val="26"/>
-          <w:lang w:val="fr-FR"/>
-        </w:rPr>
-        <w:t>;</w:t>
+        <w:t xml:space="preserve">3714.0.1017725.0000  mở tại Kho bạc Nhà nước Khu vực VIII</w:t>
+      </w:r>
+      <w:r>
+        <w:rPr>
+          <w:sz w:val="26"/>
+          <w:szCs w:val="26"/>
+          <w:lang w:val="fr-FR"/>
+        </w:rPr>
+        <w:t xml:space="preserve">/ </w:t>
+      </w:r>
+      <w:r>
+        <w:rPr>
+          <w:sz w:val="26"/>
+          <w:szCs w:val="26"/>
+          <w:lang w:val="fr-FR"/>
+        </w:rPr>
+        <w:t xml:space="preserve">8169 999 999 mở tại Ngân hàng Vietcombank – Chi nhánh Phú Thọ</w:t>
+      </w:r>
+      <w:r>
+        <w:rPr>
+          <w:sz w:val="26"/>
+          <w:szCs w:val="26"/>
+          <w:lang w:val="fr-FR"/>
+        </w:rPr>
+        <w:t xml:space="preserve">;</w:t>
       </w:r>
     </w:p>
     <w:p>
@@ -1407,7 +1407,7 @@
           <w:szCs w:val="26"/>
           <w:lang w:val="fr-FR"/>
         </w:rPr>
-        <w:t>Mã số thuế:</w:t>
+        <w:t xml:space="preserve">Mã số thuế:</w:t>
       </w:r>
       <w:r>
         <w:rPr>
@@ -1423,15 +1423,15 @@
           <w:szCs w:val="26"/>
           <w:lang w:val="fr-FR"/>
         </w:rPr>
-        <w:t>2600 377 322</w:t>
-      </w:r>
-      <w:r>
-        <w:rPr>
-          <w:sz w:val="26"/>
-          <w:szCs w:val="26"/>
-          <w:lang w:val="fr-FR"/>
-        </w:rPr>
-        <w:t>;</w:t>
+        <w:t xml:space="preserve">2600 377 322</w:t>
+      </w:r>
+      <w:r>
+        <w:rPr>
+          <w:sz w:val="26"/>
+          <w:szCs w:val="26"/>
+          <w:lang w:val="fr-FR"/>
+        </w:rPr>
+        <w:t xml:space="preserve">;</w:t>
       </w:r>
       <w:r>
         <w:rPr>
@@ -1472,23 +1472,23 @@
           <w:szCs w:val="26"/>
           <w:lang w:val="fr-FR"/>
         </w:rPr>
-        <w:t>Đại diện là</w:t>
-      </w:r>
-      <w:r>
-        <w:rPr>
-          <w:sz w:val="26"/>
-          <w:szCs w:val="26"/>
-          <w:lang w:val="fr-FR"/>
-        </w:rPr>
-        <w:t> : Ô</w:t>
-      </w:r>
-      <w:r>
-        <w:rPr>
-          <w:sz w:val="26"/>
-          <w:szCs w:val="26"/>
-          <w:lang w:val="fr-FR"/>
-        </w:rPr>
-        <w:t>ng:</w:t>
+        <w:t xml:space="preserve">Đại diện là</w:t>
+      </w:r>
+      <w:r>
+        <w:rPr>
+          <w:sz w:val="26"/>
+          <w:szCs w:val="26"/>
+          <w:lang w:val="fr-FR"/>
+        </w:rPr>
+        <w:t xml:space="preserve"> : Ô</w:t>
+      </w:r>
+      <w:r>
+        <w:rPr>
+          <w:sz w:val="26"/>
+          <w:szCs w:val="26"/>
+          <w:lang w:val="fr-FR"/>
+        </w:rPr>
+        <w:t xml:space="preserve">ng:</w:t>
       </w:r>
       <w:r>
         <w:rPr>
@@ -1506,7 +1506,7 @@
           <w:szCs w:val="26"/>
           <w:lang w:val="fr-FR"/>
         </w:rPr>
-        <w:t>Lê Đình Thanh Sơn</w:t>
+        <w:t xml:space="preserve">Lê Đình Thanh Sơn</w:t>
       </w:r>
       <w:r>
         <w:rPr>
@@ -1515,7 +1515,7 @@
           <w:lang w:val="fr-FR"/>
         </w:rPr>
         <w:tab/>
-        <w:t>-</w:t>
+        <w:t xml:space="preserve">-</w:t>
       </w:r>
       <w:r>
         <w:rPr>
@@ -1531,7 +1531,7 @@
           <w:szCs w:val="26"/>
           <w:lang w:val="fr-FR"/>
         </w:rPr>
-        <w:t>Chức vụ:</w:t>
+        <w:t xml:space="preserve">Chức vụ:</w:t>
       </w:r>
       <w:r>
         <w:rPr>
@@ -1549,15 +1549,15 @@
           <w:szCs w:val="26"/>
           <w:lang w:val="fr-FR"/>
         </w:rPr>
-        <w:t>Giám đốc Bệnh viện</w:t>
-      </w:r>
-      <w:r>
-        <w:rPr>
-          <w:sz w:val="26"/>
-          <w:szCs w:val="26"/>
-          <w:lang w:val="fr-FR"/>
-        </w:rPr>
-        <w:t>.</w:t>
+        <w:t xml:space="preserve">Giám đốc Bệnh viện</w:t>
+      </w:r>
+      <w:r>
+        <w:rPr>
+          <w:sz w:val="26"/>
+          <w:szCs w:val="26"/>
+          <w:lang w:val="fr-FR"/>
+        </w:rPr>
+        <w:t xml:space="preserve">.</w:t>
       </w:r>
       <w:r>
         <w:rPr>
@@ -1600,7 +1600,7 @@
           <w:szCs w:val="26"/>
           <w:lang w:val="fr-FR"/>
         </w:rPr>
-        <w:t>Nhà thầu (sau đây gọi là Bên B)</w:t>
+        <w:t xml:space="preserve">Nhà thầu (sau đây gọi là Bên B)</w:t>
       </w:r>
     </w:p>
     <w:p>
@@ -1635,7 +1635,7 @@
           <w:szCs w:val="26"/>
           <w:lang w:val="fr-FR"/>
         </w:rPr>
-        <w:t>Tên nhà thầu</w:t>
+        <w:t xml:space="preserve">Tên nhà thầu</w:t>
       </w:r>
       <w:r>
         <w:rPr>
@@ -1645,7 +1645,7 @@
           <w:szCs w:val="26"/>
           <w:lang w:val="fr-FR"/>
         </w:rPr>
-        <w:t>:</w:t>
+        <w:t xml:space="preserve">:</w:t>
       </w:r>
       <w:r>
         <w:rPr>
@@ -1662,15 +1662,15 @@
           <w:sz w:val="26"/>
           <w:szCs w:val="26"/>
         </w:rPr>
-        <w:t>___________</w:t>
-      </w:r>
-      <w:r>
-        <w:rPr>
-          <w:color w:val="FF0000"/>
-          <w:sz w:val="26"/>
-          <w:szCs w:val="26"/>
-        </w:rPr>
-        <w:t>;</w:t>
+        <w:t xml:space="preserve">___________</w:t>
+      </w:r>
+      <w:r>
+        <w:rPr>
+          <w:color w:val="FF0000"/>
+          <w:sz w:val="26"/>
+          <w:szCs w:val="26"/>
+        </w:rPr>
+        <w:t xml:space="preserve">;</w:t>
       </w:r>
       <w:r>
         <w:rPr>
@@ -1714,7 +1714,7 @@
           <w:szCs w:val="26"/>
           <w:lang w:val="fr-FR"/>
         </w:rPr>
-        <w:t>Địa chỉ:</w:t>
+        <w:t xml:space="preserve">Địa chỉ:</w:t>
       </w:r>
       <w:r>
         <w:rPr>
@@ -1732,7 +1732,7 @@
           <w:szCs w:val="26"/>
           <w:lang w:val="fr-FR"/>
         </w:rPr>
-        <w:t>________________</w:t>
+        <w:t xml:space="preserve">________________</w:t>
       </w:r>
       <w:r>
         <w:rPr>
@@ -1741,7 +1741,7 @@
           <w:sz w:val="26"/>
           <w:szCs w:val="26"/>
         </w:rPr>
-        <w:t>;</w:t>
+        <w:t xml:space="preserve">;</w:t>
       </w:r>
       <w:r>
         <w:rPr>
@@ -1784,7 +1784,7 @@
           <w:szCs w:val="26"/>
           <w:lang w:val="fr-FR"/>
         </w:rPr>
-        <w:t>Điện thoại:</w:t>
+        <w:t xml:space="preserve">Điện thoại:</w:t>
       </w:r>
       <w:r>
         <w:rPr>
@@ -1802,16 +1802,16 @@
           <w:szCs w:val="26"/>
           <w:lang w:val="fr-FR"/>
         </w:rPr>
-        <w:t>______________</w:t>
-      </w:r>
-      <w:r>
-        <w:rPr>
-          <w:color w:val="FF0000"/>
-          <w:sz w:val="26"/>
-          <w:szCs w:val="26"/>
-          <w:lang w:val="fr-FR"/>
-        </w:rPr>
-        <w:t>;</w:t>
+        <w:t xml:space="preserve">______________</w:t>
+      </w:r>
+      <w:r>
+        <w:rPr>
+          <w:color w:val="FF0000"/>
+          <w:sz w:val="26"/>
+          <w:szCs w:val="26"/>
+          <w:lang w:val="fr-FR"/>
+        </w:rPr>
+        <w:t xml:space="preserve">;</w:t>
       </w:r>
       <w:r>
         <w:rPr>
@@ -1854,7 +1854,7 @@
           <w:szCs w:val="26"/>
           <w:lang w:val="fr-FR"/>
         </w:rPr>
-        <w:t>Tài khoản:</w:t>
+        <w:t xml:space="preserve">Tài khoản:</w:t>
       </w:r>
       <w:r>
         <w:rPr>
@@ -1873,7 +1873,7 @@
           <w:szCs w:val="26"/>
           <w:lang w:val="fr-FR"/>
         </w:rPr>
-        <w:t>___________</w:t>
+        <w:t xml:space="preserve">___________</w:t>
       </w:r>
       <w:r>
         <w:rPr>
@@ -1909,7 +1909,7 @@
           <w:szCs w:val="26"/>
           <w:lang w:val="fr-FR"/>
         </w:rPr>
-        <w:t>_________</w:t>
+        <w:t xml:space="preserve">_________</w:t>
       </w:r>
       <w:r>
         <w:rPr>
@@ -1927,7 +1927,7 @@
           <w:szCs w:val="26"/>
           <w:lang w:val="fr-FR"/>
         </w:rPr>
-        <w:t>Chi nhánh</w:t>
+        <w:t xml:space="preserve">Chi nhánh</w:t>
       </w:r>
       <w:r>
         <w:rPr>
@@ -1946,7 +1946,7 @@
           <w:szCs w:val="26"/>
           <w:lang w:val="fr-FR"/>
         </w:rPr>
-        <w:t>__________</w:t>
+        <w:t xml:space="preserve">__________</w:t>
       </w:r>
       <w:r>
         <w:rPr>
@@ -1974,7 +1974,7 @@
           <w:lang w:val="fr-FR"/>
         </w:rPr>
         <w:lastRenderedPageBreak/>
-        <w:t>(Mã ngân hàng : ______________) ;</w:t>
+        <w:t xml:space="preserve">(Mã ngân hàng : ______________) ;</w:t>
       </w:r>
     </w:p>
     <w:p>
@@ -2008,7 +2008,7 @@
           <w:szCs w:val="26"/>
           <w:lang w:val="fr-FR"/>
         </w:rPr>
-        <w:t>Mã số thuế:</w:t>
+        <w:t xml:space="preserve">Mã số thuế:</w:t>
       </w:r>
       <w:r>
         <w:rPr>
@@ -2028,7 +2028,7 @@
           <w:szCs w:val="26"/>
           <w:lang w:val="nl-NL"/>
         </w:rPr>
-        <w:t>_____________</w:t>
+        <w:t xml:space="preserve">_____________</w:t>
       </w:r>
       <w:r>
         <w:rPr>
@@ -2038,7 +2038,7 @@
           <w:szCs w:val="26"/>
           <w:lang w:val="nl-NL"/>
         </w:rPr>
-        <w:t>;</w:t>
+        <w:t xml:space="preserve">;</w:t>
       </w:r>
       <w:r>
         <w:rPr>
@@ -2102,34 +2102,34 @@
           <w:szCs w:val="26"/>
           <w:lang w:val="fr-FR"/>
         </w:rPr>
-        <w:t>Ô</w:t>
-      </w:r>
-      <w:r>
-        <w:rPr>
-          <w:color w:val="FF0000"/>
-          <w:sz w:val="26"/>
-          <w:szCs w:val="26"/>
-          <w:lang w:val="fr-FR"/>
-        </w:rPr>
-        <w:t>ng</w:t>
-      </w:r>
-      <w:r>
-        <w:rPr>
-          <w:color w:val="FF0000"/>
-          <w:sz w:val="26"/>
-          <w:szCs w:val="26"/>
-          <w:lang w:val="fr-FR"/>
-        </w:rPr>
-        <w:t>/ Bà</w:t>
-      </w:r>
-      <w:r>
-        <w:rPr>
-          <w:color w:val="FF0000"/>
-          <w:sz w:val="26"/>
-          <w:szCs w:val="26"/>
-          <w:lang w:val="fr-FR"/>
-        </w:rPr>
-        <w:t>:</w:t>
+        <w:t xml:space="preserve">Ô</w:t>
+      </w:r>
+      <w:r>
+        <w:rPr>
+          <w:color w:val="FF0000"/>
+          <w:sz w:val="26"/>
+          <w:szCs w:val="26"/>
+          <w:lang w:val="fr-FR"/>
+        </w:rPr>
+        <w:t xml:space="preserve">ng</w:t>
+      </w:r>
+      <w:r>
+        <w:rPr>
+          <w:color w:val="FF0000"/>
+          <w:sz w:val="26"/>
+          <w:szCs w:val="26"/>
+          <w:lang w:val="fr-FR"/>
+        </w:rPr>
+        <w:t xml:space="preserve">/ Bà</w:t>
+      </w:r>
+      <w:r>
+        <w:rPr>
+          <w:color w:val="FF0000"/>
+          <w:sz w:val="26"/>
+          <w:szCs w:val="26"/>
+          <w:lang w:val="fr-FR"/>
+        </w:rPr>
+        <w:t xml:space="preserve">:</w:t>
       </w:r>
       <w:r>
         <w:rPr>
@@ -2149,7 +2149,7 @@
           <w:szCs w:val="26"/>
           <w:lang w:val="fr-FR"/>
         </w:rPr>
-        <w:t>___________</w:t>
+        <w:t xml:space="preserve">___________</w:t>
       </w:r>
       <w:r>
         <w:rPr>
@@ -2159,7 +2159,7 @@
           <w:lang w:val="fr-FR"/>
         </w:rPr>
         <w:tab/>
-        <w:t>-</w:t>
+        <w:t xml:space="preserve">-</w:t>
       </w:r>
       <w:r>
         <w:rPr>
@@ -2177,7 +2177,7 @@
           <w:szCs w:val="26"/>
           <w:lang w:val="fr-FR"/>
         </w:rPr>
-        <w:t>Chức vụ:</w:t>
+        <w:t xml:space="preserve">Chức vụ:</w:t>
       </w:r>
       <w:r>
         <w:rPr>
@@ -2197,7 +2197,7 @@
           <w:szCs w:val="26"/>
           <w:lang w:val="fr-FR"/>
         </w:rPr>
-        <w:t>____________</w:t>
+        <w:t xml:space="preserve">____________</w:t>
       </w:r>
       <w:r>
         <w:rPr>
@@ -2208,7 +2208,7 @@
           <w:szCs w:val="26"/>
           <w:lang w:val="fr-FR"/>
         </w:rPr>
-        <w:t>.</w:t>
+        <w:t xml:space="preserve">.</w:t>
       </w:r>
     </w:p>
     <w:p>
@@ -2257,7 +2257,7 @@
           <w:szCs w:val="26"/>
           <w:lang w:val="fr-FR"/>
         </w:rPr>
-        <w:t>III. NỘI DUNG HỢP ĐỒNG:</w:t>
+        <w:t xml:space="preserve">III. NỘI DUNG HỢP ĐỒNG:</w:t>
       </w:r>
     </w:p>
     <w:p>
@@ -2292,7 +2292,7 @@
           <w:szCs w:val="26"/>
           <w:lang w:val="fr-FR"/>
         </w:rPr>
-        <w:t>kinh tế</w:t>
+        <w:t xml:space="preserve">kinh tế</w:t>
       </w:r>
       <w:r>
         <w:rPr>
@@ -2327,7 +2327,7 @@
           <w:szCs w:val="26"/>
           <w:lang w:val="fr-FR"/>
         </w:rPr>
-        <w:t>Điều 1. Đối tượng hợp đồng</w:t>
+        <w:t xml:space="preserve">Điều 1. Đối tượng hợp đồng</w:t>
       </w:r>
     </w:p>
     <w:p>
@@ -2352,7 +2352,7 @@
           <w:szCs w:val="26"/>
           <w:lang w:val="fr-FR"/>
         </w:rPr>
-        <w:t>Đối tượng của hợp đồng là</w:t>
+        <w:t xml:space="preserve">Đối tượng của hợp đồng là</w:t>
       </w:r>
       <w:r>
         <w:rPr>
@@ -2381,7 +2381,7 @@
           <w:szCs w:val="26"/>
           <w:lang w:val="fr-FR"/>
         </w:rPr>
-        <w:t>hàng hoá</w:t>
+        <w:t xml:space="preserve">hàng hoá</w:t>
       </w:r>
       <w:r>
         <w:rPr>
@@ -2401,7 +2401,7 @@
           <w:szCs w:val="26"/>
           <w:lang w:val="fr-FR"/>
         </w:rPr>
-        <w:t>dịch vụ liên quan (nếu có)</w:t>
+        <w:t xml:space="preserve">dịch vụ liên quan (nếu có)</w:t>
       </w:r>
       <w:r>
         <w:rPr>
@@ -2430,7 +2430,7 @@
           <w:sz w:val="26"/>
           <w:szCs w:val="26"/>
         </w:rPr>
-        <w:t>p</w:t>
+        <w:t xml:space="preserve">p</w:t>
       </w:r>
       <w:r>
         <w:rPr>
@@ -2440,7 +2440,7 @@
           <w:szCs w:val="26"/>
           <w:lang w:val="vi-VN"/>
         </w:rPr>
-        <w:t>hụ lục</w:t>
+        <w:t xml:space="preserve">hụ lục</w:t>
       </w:r>
       <w:r>
         <w:rPr>
@@ -2460,7 +2460,7 @@
           <w:szCs w:val="26"/>
           <w:lang w:val="vi-VN"/>
         </w:rPr>
-        <w:t>kèm theo</w:t>
+        <w:t xml:space="preserve">kèm theo</w:t>
       </w:r>
       <w:r>
         <w:rPr>
@@ -2504,7 +2504,7 @@
           <w:szCs w:val="26"/>
           <w:lang w:val="fr-FR"/>
         </w:rPr>
-        <w:t>Điều 2. Thành phần hợp đồng</w:t>
+        <w:t xml:space="preserve">Điều 2. Thành phần hợp đồng</w:t>
       </w:r>
     </w:p>
     <w:p>
@@ -2528,7 +2528,7 @@
           <w:szCs w:val="26"/>
           <w:lang w:val="fr-FR"/>
         </w:rPr>
-        <w:t>Thành phần hợp đồng và thứ tự ưu tiên pháp lý như sau:</w:t>
+        <w:t xml:space="preserve">Thành phần hợp đồng và thứ tự ưu tiên pháp lý như sau:</w:t>
       </w:r>
     </w:p>
     <w:p>
@@ -2552,7 +2552,7 @@
           <w:szCs w:val="26"/>
           <w:lang w:val="fr-FR"/>
         </w:rPr>
-        <w:t>1. Văn bản hợp đồng;</w:t>
+        <w:t xml:space="preserve">1. Văn bản hợp đồng;</w:t>
       </w:r>
     </w:p>
     <w:p>
@@ -2576,7 +2576,7 @@
           <w:szCs w:val="26"/>
           <w:lang w:val="fr-FR"/>
         </w:rPr>
-        <w:t>2. Biên bản hoàn thiện hợp đồng;</w:t>
+        <w:t xml:space="preserve">2. Biên bản hoàn thiện hợp đồng;</w:t>
       </w:r>
     </w:p>
     <w:p>
@@ -2608,15 +2608,15 @@
           <w:szCs w:val="26"/>
           <w:lang w:val="fr-FR"/>
         </w:rPr>
-        <w:t>lựa chọn nhà thầu</w:t>
-      </w:r>
-      <w:r>
-        <w:rPr>
-          <w:sz w:val="26"/>
-          <w:szCs w:val="26"/>
-          <w:lang w:val="fr-FR"/>
-        </w:rPr>
-        <w:t>;</w:t>
+        <w:t xml:space="preserve">lựa chọn nhà thầu</w:t>
+      </w:r>
+      <w:r>
+        <w:rPr>
+          <w:sz w:val="26"/>
+          <w:szCs w:val="26"/>
+          <w:lang w:val="fr-FR"/>
+        </w:rPr>
+        <w:t xml:space="preserve">;</w:t>
       </w:r>
     </w:p>
     <w:p>
@@ -2640,7 +2640,7 @@
           <w:szCs w:val="26"/>
           <w:lang w:val="fr-FR"/>
         </w:rPr>
-        <w:t>4</w:t>
+        <w:t xml:space="preserve">4</w:t>
       </w:r>
       <w:r>
         <w:rPr>
@@ -2674,7 +2674,7 @@
           <w:szCs w:val="26"/>
           <w:lang w:val="fr-FR"/>
         </w:rPr>
-        <w:t>Điều 3. Trách nhiệm của Bên A</w:t>
+        <w:t xml:space="preserve">Điều 3. Trách nhiệm của Bên A</w:t>
       </w:r>
     </w:p>
     <w:p>
@@ -2698,7 +2698,7 @@
           <w:sz w:val="26"/>
           <w:szCs w:val="26"/>
         </w:rPr>
-        <w:t>Bên A cam kết thanh toán cho Bên B theo giá hợp đồng và phương thức thanh toán nêu tại Điều 5 của hợp đồng này cũng như thực hiện đầy đủ nghĩa vụ và trách nhiệm khác được quy định trong hợp đồng.</w:t>
+        <w:t xml:space="preserve">Bên A cam kết thanh toán cho Bên B theo giá hợp đồng và phương thức thanh toán nêu tại Điều 5 của hợp đồng này cũng như thực hiện đầy đủ nghĩa vụ và trách nhiệm khác được quy định trong hợp đồng.</w:t>
       </w:r>
     </w:p>
     <w:p>
@@ -2724,7 +2724,7 @@
           <w:szCs w:val="26"/>
           <w:lang w:val="fr-FR"/>
         </w:rPr>
-        <w:t>Điều 4. Trách nhiệm của Bên B</w:t>
+        <w:t xml:space="preserve">Điều 4. Trách nhiệm của Bên B</w:t>
       </w:r>
     </w:p>
     <w:p>
@@ -2761,7 +2761,7 @@
           <w:sz w:val="26"/>
           <w:szCs w:val="26"/>
         </w:rPr>
-        <w:t>cung cấp các hàng hoá và dịch vụ liên quan (nếu có)</w:t>
+        <w:t xml:space="preserve">cung cấp các hàng hoá và dịch vụ liên quan (nếu có)</w:t>
       </w:r>
       <w:r>
         <w:rPr>
@@ -2782,7 +2782,7 @@
           <w:sz w:val="26"/>
           <w:szCs w:val="26"/>
         </w:rPr>
-        <w:t>nêu tại Điều 1 của hợp đồng này, đồng thời cam kết thực hiện đầy đủ các nghĩa vụ và trách nhiệm được nêu trong hợp đồng.</w:t>
+        <w:t xml:space="preserve">nêu tại Điều 1 của hợp đồng này, đồng thời cam kết thực hiện đầy đủ các nghĩa vụ và trách nhiệm được nêu trong hợp đồng.</w:t>
       </w:r>
       <w:r>
         <w:rPr>
@@ -2815,7 +2815,7 @@
           <w:szCs w:val="26"/>
           <w:lang w:val="fr-FR"/>
         </w:rPr>
-        <w:t>Điều 5. Giá</w:t>
+        <w:t xml:space="preserve">Điều 5. Giá</w:t>
       </w:r>
       <w:r>
         <w:rPr>
@@ -2857,7 +2857,7 @@
           <w:szCs w:val="26"/>
           <w:lang w:val="fr-FR"/>
         </w:rPr>
-        <w:t>1. Giá</w:t>
+        <w:t xml:space="preserve">1. Giá</w:t>
       </w:r>
       <w:r>
         <w:rPr>
@@ -2889,7 +2889,7 @@
           <w:szCs w:val="26"/>
           <w:lang w:val="fr-FR"/>
         </w:rPr>
-        <w:t>_________</w:t>
+        <w:t xml:space="preserve">_________</w:t>
       </w:r>
       <w:r>
         <w:rPr>
@@ -2913,7 +2913,7 @@
           <w:szCs w:val="26"/>
           <w:lang w:val="fr-FR"/>
         </w:rPr>
-        <w:t xml:space="preserve">  </w:t>
+        <w:t xml:space="preserve"> </w:t>
       </w:r>
       <w:r>
         <w:rPr>
@@ -2933,7 +2933,7 @@
           <w:szCs w:val="26"/>
           <w:lang w:val="fr-FR"/>
         </w:rPr>
-        <w:t>__________</w:t>
+        <w:t xml:space="preserve">__________</w:t>
       </w:r>
       <w:r>
         <w:rPr>
@@ -2943,7 +2943,7 @@
           <w:szCs w:val="26"/>
           <w:lang w:val="fr-FR"/>
         </w:rPr>
-        <w:t>./.)</w:t>
+        <w:t xml:space="preserve">./.)</w:t>
       </w:r>
     </w:p>
     <w:p>
@@ -2967,7 +2967,7 @@
           <w:sz w:val="26"/>
           <w:szCs w:val="26"/>
         </w:rPr>
-        <w:t>(</w:t>
+        <w:t xml:space="preserve">(</w:t>
       </w:r>
       <w:r>
         <w:rPr>
@@ -3012,7 +3012,7 @@
           <w:sz w:val="26"/>
           <w:szCs w:val="26"/>
         </w:rPr>
-        <w:t>các loại thuế, phí, lệ phí và các chi phí liên quan khác, bao gồm cả chi phí vận chuyển và lắp đặt (nếu có)</w:t>
+        <w:t xml:space="preserve">các loại thuế, phí, lệ phí và các chi phí liên quan khác, bao gồm cả chi phí vận chuyển và lắp đặt (nếu có)</w:t>
       </w:r>
       <w:r>
         <w:rPr>
@@ -3022,7 +3022,7 @@
           <w:szCs w:val="26"/>
           <w:lang w:val="nl-NL"/>
         </w:rPr>
-        <w:t>.</w:t>
+        <w:t xml:space="preserve">.</w:t>
       </w:r>
     </w:p>
     <w:p>
@@ -3050,7 +3050,7 @@
           <w:szCs w:val="26"/>
           <w:lang w:val="fr-FR"/>
         </w:rPr>
-        <w:t>2. Phương thức thanh toán</w:t>
+        <w:t xml:space="preserve">2. Phương thức thanh toán</w:t>
       </w:r>
     </w:p>
     <w:p>
@@ -3077,7 +3077,7 @@
           <w:szCs w:val="26"/>
           <w:lang w:val="nl-NL"/>
         </w:rPr>
-        <w:t>a) Hình thức thanh toán</w:t>
+        <w:t xml:space="preserve">a) Hình thức thanh toán</w:t>
       </w:r>
       <w:r>
         <w:rPr>
@@ -3087,7 +3087,7 @@
           <w:szCs w:val="26"/>
           <w:lang w:val="nl-NL"/>
         </w:rPr>
-        <w:t>: Chuyển khoản</w:t>
+        <w:t xml:space="preserve">: Chuyển khoản</w:t>
       </w:r>
       <w:r>
         <w:rPr>
@@ -3097,7 +3097,7 @@
           <w:szCs w:val="26"/>
           <w:lang w:val="nl-NL"/>
         </w:rPr>
-        <w:t>.</w:t>
+        <w:t xml:space="preserve">.</w:t>
       </w:r>
     </w:p>
     <w:p>
@@ -3124,7 +3124,7 @@
           <w:szCs w:val="26"/>
           <w:lang w:val="nl-NL"/>
         </w:rPr>
-        <w:t>b) Thời hạn thanh toán</w:t>
+        <w:t xml:space="preserve">b) Thời hạn thanh toán</w:t>
       </w:r>
       <w:r>
         <w:rPr>
@@ -3145,7 +3145,7 @@
           <w:szCs w:val="26"/>
           <w:lang w:val="nl-NL"/>
         </w:rPr>
-        <w:t>90 ngày</w:t>
+        <w:t xml:space="preserve">90 ngày</w:t>
       </w:r>
       <w:r>
         <w:rPr>
@@ -3175,7 +3175,7 @@
           <w:szCs w:val="26"/>
           <w:lang w:val="nl-NL"/>
         </w:rPr>
-        <w:t>hóa đơn tài chính hợp lệ của bên B.</w:t>
+        <w:t xml:space="preserve">hóa đơn tài chính hợp lệ của bên B.</w:t>
       </w:r>
     </w:p>
     <w:p>
@@ -3203,7 +3203,7 @@
           <w:szCs w:val="26"/>
           <w:lang w:val="nl-NL"/>
         </w:rPr>
-        <w:t>c) Số lần thanh toán</w:t>
+        <w:t xml:space="preserve">c) Số lần thanh toán</w:t>
       </w:r>
       <w:r>
         <w:rPr>
@@ -3224,7 +3224,7 @@
           <w:szCs w:val="26"/>
           <w:lang w:val="nl-NL"/>
         </w:rPr>
-        <w:t>Thanh toán 01 lần</w:t>
+        <w:t xml:space="preserve">Thanh toán 01 lần</w:t>
       </w:r>
       <w:r>
         <w:rPr>
@@ -3246,7 +3246,7 @@
           <w:szCs w:val="26"/>
           <w:lang w:val="nl-NL"/>
         </w:rPr>
-        <w:t>ều</w:t>
+        <w:t xml:space="preserve">ều</w:t>
       </w:r>
       <w:r>
         <w:rPr>
@@ -3268,7 +3268,7 @@
           <w:szCs w:val="26"/>
           <w:lang w:val="nl-NL"/>
         </w:rPr>
-        <w:t>.</w:t>
+        <w:t xml:space="preserve">.</w:t>
       </w:r>
       <w:r>
         <w:rPr>
@@ -3278,7 +3278,7 @@
           <w:szCs w:val="26"/>
           <w:lang w:val="nl-NL"/>
         </w:rPr>
-        <w:t xml:space="preserve">  </w:t>
+        <w:t xml:space="preserve"> </w:t>
       </w:r>
       <w:r>
         <w:rPr>
@@ -3291,7 +3291,7 @@
           <w:highlight w:val="yellow"/>
           <w:lang w:val="nl-NL"/>
         </w:rPr>
-        <w:t>[Mục này các đơn vị có thể thay đổi đảm bảo phù hợp với từng nội dung của gói thầu]</w:t>
+        <w:t xml:space="preserve">[Mục này các đơn vị có thể thay đổi đảm bảo phù hợp với từng nội dung của gói thầu]</w:t>
       </w:r>
     </w:p>
     <w:p>
@@ -3317,7 +3317,7 @@
           <w:szCs w:val="26"/>
           <w:lang w:val="fr-FR"/>
         </w:rPr>
-        <w:t>Điều 6. Loại hợp đồng:</w:t>
+        <w:t xml:space="preserve">Điều 6. Loại hợp đồng:</w:t>
       </w:r>
       <w:r>
         <w:rPr>
@@ -3335,7 +3335,7 @@
           <w:szCs w:val="26"/>
           <w:lang w:val="fr-FR"/>
         </w:rPr>
-        <w:t>Trọn gói</w:t>
+        <w:t xml:space="preserve">Trọn gói</w:t>
       </w:r>
       <w:r>
         <w:rPr>
@@ -3345,7 +3345,7 @@
           <w:szCs w:val="26"/>
           <w:lang w:val="fr-FR"/>
         </w:rPr>
-        <w:t>.</w:t>
+        <w:t xml:space="preserve">.</w:t>
       </w:r>
     </w:p>
     <w:p>
@@ -3399,7 +3399,7 @@
           <w:szCs w:val="26"/>
           <w:lang w:val="fr-FR"/>
         </w:rPr>
-        <w:t>- Thời gian thực hiện gói thầu :</w:t>
+        <w:t xml:space="preserve">- Thời gian thực hiện gói thầu :</w:t>
       </w:r>
       <w:r>
         <w:rPr>
@@ -3420,7 +3420,7 @@
           <w:szCs w:val="26"/>
           <w:lang w:val="fr-FR"/>
         </w:rPr>
-        <w:t>___</w:t>
+        <w:t xml:space="preserve">___</w:t>
       </w:r>
       <w:r>
         <w:rPr>
@@ -3461,7 +3461,7 @@
           <w:highlight w:val="yellow"/>
           <w:lang w:val="fr-FR"/>
         </w:rPr>
-        <w:t>[hoặc tháng/ năm]</w:t>
+        <w:t xml:space="preserve">[hoặc tháng/ năm]</w:t>
       </w:r>
       <w:r>
         <w:rPr>
@@ -3481,7 +3481,7 @@
           <w:szCs w:val="26"/>
           <w:lang w:val="fr-FR"/>
         </w:rPr>
-        <w:t>kể từ ngày hợp đồng có hiệu lực.</w:t>
+        <w:t xml:space="preserve">kể từ ngày hợp đồng có hiệu lực.</w:t>
       </w:r>
     </w:p>
     <w:p>
@@ -3510,7 +3510,7 @@
           <w:lang w:val="fr-FR"/>
         </w:rPr>
         <w:lastRenderedPageBreak/>
-        <w:t>- Thời gian thực hiện hợp đồng :</w:t>
+        <w:t xml:space="preserve">- Thời gian thực hiện hợp đồng :</w:t>
       </w:r>
       <w:r>
         <w:rPr>
@@ -3531,7 +3531,7 @@
           <w:szCs w:val="26"/>
           <w:lang w:val="fr-FR"/>
         </w:rPr>
-        <w:t>___</w:t>
+        <w:t xml:space="preserve">___</w:t>
       </w:r>
       <w:r>
         <w:rPr>
@@ -3573,7 +3573,7 @@
           <w:highlight w:val="yellow"/>
           <w:lang w:val="fr-FR"/>
         </w:rPr>
-        <w:t>[hoặc tháng/ năm]</w:t>
+        <w:t xml:space="preserve">[hoặc tháng/ năm]</w:t>
       </w:r>
       <w:bookmarkEnd w:id="4"/>
       <w:r>
@@ -3594,7 +3594,7 @@
           <w:szCs w:val="26"/>
           <w:lang w:val="fr-FR"/>
         </w:rPr>
-        <w:t>kể từ ngày hợp đồng có hiệu lực.</w:t>
+        <w:t xml:space="preserve">kể từ ngày hợp đồng có hiệu lực.</w:t>
       </w:r>
     </w:p>
     <w:p>
@@ -3616,7 +3616,7 @@
           <w:sz w:val="26"/>
           <w:szCs w:val="26"/>
         </w:rPr>
-        <w:t>Điều 8. Hiệu chỉnh, bổ sung hợp đồng</w:t>
+        <w:t xml:space="preserve">Điều 8. Hiệu chỉnh, bổ sung hợp đồng</w:t>
       </w:r>
     </w:p>
     <w:p>
@@ -3640,7 +3640,7 @@
           <w:szCs w:val="26"/>
           <w:lang w:val="nl-NL"/>
         </w:rPr>
-        <w:t xml:space="preserve">Trường hợp phát sinh các hạng mục công việc ngoài phạm vi nêu tại Điều 1 của Hợp đồng này,  </w:t>
+        <w:t xml:space="preserve">Trường hợp phát sinh các hạng mục công việc ngoài phạm vi nêu tại Điều 1 của Hợp đồng này, </w:t>
       </w:r>
       <w:r>
         <w:rPr>
@@ -3659,7 +3659,7 @@
           <w:szCs w:val="26"/>
           <w:lang w:val="nl-NL"/>
         </w:rPr>
-        <w:t>và Bên B sẽ tiến hành thương thảo để làm cơ sở ký kết phụ lục bổ sung hợp đồng.</w:t>
+        <w:t xml:space="preserve">và Bên B sẽ tiến hành thương thảo để làm cơ sở ký kết phụ lục bổ sung hợp đồng.</w:t>
       </w:r>
     </w:p>
     <w:p>
@@ -3680,7 +3680,7 @@
           <w:sz w:val="26"/>
           <w:szCs w:val="26"/>
         </w:rPr>
-        <w:t>Điều 9. Chấm dứt hợp đồng</w:t>
+        <w:t xml:space="preserve">Điều 9. Chấm dứt hợp đồng</w:t>
       </w:r>
     </w:p>
     <w:p>
@@ -3700,7 +3700,7 @@
           <w:sz w:val="26"/>
           <w:szCs w:val="26"/>
         </w:rPr>
-        <w:t>1. Bên A hoặc Bên B có thể chấm dứt hợp đồng nếu một trong hai bên có vi phạm cơ bản về hợp đồng như sau:</w:t>
+        <w:t xml:space="preserve">1. Bên A hoặc Bên B có thể chấm dứt hợp đồng nếu một trong hai bên có vi phạm cơ bản về hợp đồng như sau:</w:t>
       </w:r>
     </w:p>
     <w:p>
@@ -3720,7 +3720,7 @@
           <w:sz w:val="26"/>
           <w:szCs w:val="26"/>
         </w:rPr>
-        <w:t>a) Bên B không thực hiện một phần hoặc toàn bộ nội dung công việc theo hợp đồng trong thời hạn đã nêu trong hợp đồng hoặc trong khoảng thời gian đã được Bên A gia hạn;</w:t>
+        <w:t xml:space="preserve">a) Bên B không thực hiện một phần hoặc toàn bộ nội dung công việc theo hợp đồng trong thời hạn đã nêu trong hợp đồng hoặc trong khoảng thời gian đã được Bên A gia hạn;</w:t>
       </w:r>
     </w:p>
     <w:p>
@@ -3740,7 +3740,7 @@
           <w:sz w:val="26"/>
           <w:szCs w:val="26"/>
         </w:rPr>
-        <w:t>b) Bên B bị phá sản, giải thể;</w:t>
+        <w:t xml:space="preserve">b) Bên B bị phá sản, giải thể;</w:t>
       </w:r>
     </w:p>
     <w:p>
@@ -3760,7 +3760,7 @@
           <w:sz w:val="26"/>
           <w:szCs w:val="26"/>
         </w:rPr>
-        <w:t>c) Các hành vi khác (nếu có).</w:t>
+        <w:t xml:space="preserve">c) Các hành vi khác (nếu có).</w:t>
       </w:r>
     </w:p>
     <w:p>
@@ -3790,7 +3790,7 @@
           <w:sz w:val="26"/>
           <w:szCs w:val="26"/>
         </w:rPr>
-        <w:t>phần hợp đồng mà mình đang thực hiện và chịu trách nhiệm bảo hành phần hợp đồng đó.</w:t>
+        <w:t xml:space="preserve">phần hợp đồng mà mình đang thực hiện và chịu trách nhiệm bảo hành phần hợp đồng đó.</w:t>
       </w:r>
     </w:p>
     <w:p>
@@ -3810,7 +3810,7 @@
           <w:sz w:val="26"/>
           <w:szCs w:val="26"/>
         </w:rPr>
-        <w:t>3. Trong trường hợp Bên A chấm dứt hợp đồng theo điểm b khoản 1 Điều này, Bên A không phải chịu bất cứ chi phí đền bù nào. Việc chấm dứt hợp đồng này không làm mất đi quyền lợi của Bên A được hưởng theo quy định của hợp đồng và pháp luật.</w:t>
+        <w:t xml:space="preserve">3. Trong trường hợp Bên A chấm dứt hợp đồng theo điểm b khoản 1 Điều này, Bên A không phải chịu bất cứ chi phí đền bù nào. Việc chấm dứt hợp đồng này không làm mất đi quyền lợi của Bên A được hưởng theo quy định của hợp đồng và pháp luật.</w:t>
       </w:r>
     </w:p>
     <w:p>
@@ -3845,7 +3845,7 @@
           <w:szCs w:val="26"/>
           <w:lang w:val="fr-FR"/>
         </w:rPr>
-        <w:t>10</w:t>
+        <w:t xml:space="preserve">10</w:t>
       </w:r>
       <w:r>
         <w:rPr>
@@ -3886,7 +3886,7 @@
           <w:szCs w:val="26"/>
           <w:lang w:val="fr-FR"/>
         </w:rPr>
-        <w:t>ngày ký</w:t>
+        <w:t xml:space="preserve">ngày ký</w:t>
       </w:r>
       <w:r>
         <w:rPr>
@@ -3896,7 +3896,7 @@
           <w:szCs w:val="26"/>
           <w:lang w:val="fr-FR"/>
         </w:rPr>
-        <w:t>.</w:t>
+        <w:t xml:space="preserve">.</w:t>
       </w:r>
     </w:p>
     <w:p>
@@ -3920,7 +3920,7 @@
           <w:szCs w:val="26"/>
           <w:lang w:val="fr-FR"/>
         </w:rPr>
-        <w:t>2. Hợp đồng hết hiệu lực sau khi hai bên tiến hành thanh lý hợp đồng theo luật định.</w:t>
+        <w:t xml:space="preserve">2. Hợp đồng hết hiệu lực sau khi hai bên tiến hành thanh lý hợp đồng theo luật định.</w:t>
       </w:r>
     </w:p>
     <w:p>
@@ -3952,7 +3952,7 @@
           <w:szCs w:val="26"/>
           <w:lang w:val="fr-FR"/>
         </w:rPr>
-        <w:t>06</w:t>
+        <w:t xml:space="preserve">06</w:t>
       </w:r>
       <w:r>
         <w:rPr>
@@ -3968,15 +3968,15 @@
           <w:szCs w:val="26"/>
           <w:lang w:val="fr-FR"/>
         </w:rPr>
-        <w:t>0</w:t>
-      </w:r>
-      <w:r>
-        <w:rPr>
-          <w:sz w:val="26"/>
-          <w:szCs w:val="26"/>
-          <w:lang w:val="fr-FR"/>
-        </w:rPr>
-        <w:t>4</w:t>
+        <w:t xml:space="preserve">0</w:t>
+      </w:r>
+      <w:r>
+        <w:rPr>
+          <w:sz w:val="26"/>
+          <w:szCs w:val="26"/>
+          <w:lang w:val="fr-FR"/>
+        </w:rPr>
+        <w:t xml:space="preserve">4</w:t>
       </w:r>
       <w:r>
         <w:rPr>
@@ -4060,7 +4060,7 @@
                 <w:szCs w:val="26"/>
                 <w:lang w:val="fr-FR"/>
               </w:rPr>
-              <w:t>ĐẠI DIỆN BÊN A</w:t>
+              <w:t xml:space="preserve">ĐẠI DIỆN BÊN A</w:t>
             </w:r>
           </w:p>
           <w:p>
@@ -4089,7 +4089,7 @@
                 <w:szCs w:val="26"/>
                 <w:lang w:val="fr-FR"/>
               </w:rPr>
-              <w:t>Giám đốc</w:t>
+              <w:t xml:space="preserve">Giám đốc</w:t>
             </w:r>
           </w:p>
           <w:p>
@@ -4139,7 +4139,7 @@
                 <w:szCs w:val="26"/>
                 <w:lang w:val="nl-NL"/>
               </w:rPr>
-              <w:t>ĐẠI DIỆN BÊN B</w:t>
+              <w:t xml:space="preserve">ĐẠI DIỆN BÊN B</w:t>
             </w:r>
           </w:p>
           <w:p>
@@ -4170,7 +4170,7 @@
                 <w:szCs w:val="26"/>
                 <w:lang w:val="nl-NL"/>
               </w:rPr>
-              <w:t>_________</w:t>
+              <w:t xml:space="preserve">_________</w:t>
             </w:r>
           </w:p>
           <w:p>
@@ -4227,7 +4227,7 @@
                 <w:szCs w:val="26"/>
                 <w:lang w:val="fr-FR"/>
               </w:rPr>
-              <w:t>Lê Đình Thanh Sơn</w:t>
+              <w:t xml:space="preserve">Lê Đình Thanh Sơn</w:t>
             </w:r>
           </w:p>
         </w:tc>
@@ -4261,7 +4261,7 @@
                 <w:szCs w:val="26"/>
                 <w:lang w:val="nl-NL"/>
               </w:rPr>
-              <w:t>____________</w:t>
+              <w:t xml:space="preserve">____________</w:t>
             </w:r>
           </w:p>
         </w:tc>
@@ -4306,7 +4306,7 @@
           <w:lang w:val="nl-NL"/>
         </w:rPr>
         <w:lastRenderedPageBreak/>
-        <w:t>PHỤ LỤC</w:t>
+        <w:t xml:space="preserve">PHỤ LỤC</w:t>
       </w:r>
       <w:r>
         <w:rPr>
@@ -4333,7 +4333,7 @@
           <w:szCs w:val="26"/>
           <w:lang w:val="nl-NL"/>
         </w:rPr>
-        <w:t>DANH SÁCH</w:t>
+        <w:t xml:space="preserve">DANH SÁCH</w:t>
       </w:r>
       <w:r>
         <w:rPr>
@@ -4399,7 +4399,7 @@
           <w:szCs w:val="26"/>
           <w:lang w:val="nl-NL"/>
         </w:rPr>
-        <w:t>___</w:t>
+        <w:t xml:space="preserve">___</w:t>
       </w:r>
       <w:r>
         <w:rPr>
@@ -4410,7 +4410,7 @@
           <w:szCs w:val="26"/>
           <w:lang w:val="nl-NL"/>
         </w:rPr>
-        <w:t>/</w:t>
+        <w:t xml:space="preserve">/</w:t>
       </w:r>
       <w:r>
         <w:rPr>
@@ -4421,7 +4421,7 @@
           <w:szCs w:val="26"/>
           <w:lang w:val="nl-NL"/>
         </w:rPr>
-        <w:t>___</w:t>
+        <w:t xml:space="preserve">___</w:t>
       </w:r>
       <w:r>
         <w:rPr>
@@ -4432,7 +4432,7 @@
           <w:szCs w:val="26"/>
           <w:lang w:val="nl-NL"/>
         </w:rPr>
-        <w:t>/</w:t>
+        <w:t xml:space="preserve">/</w:t>
       </w:r>
       <w:r>
         <w:rPr>
@@ -4443,7 +4443,7 @@
           <w:szCs w:val="26"/>
           <w:lang w:val="nl-NL"/>
         </w:rPr>
-        <w:t>___</w:t>
+        <w:t xml:space="preserve">___</w:t>
       </w:r>
       <w:r>
         <w:rPr>
@@ -4463,7 +4463,7 @@
           <w:szCs w:val="26"/>
           <w:lang w:val="nl-NL"/>
         </w:rPr>
-        <w:t>Đ</w:t>
+        <w:t xml:space="preserve">Đ</w:t>
       </w:r>
       <w:r>
         <w:rPr>
@@ -4484,7 +4484,7 @@
           <w:szCs w:val="26"/>
           <w:lang w:val="nl-NL"/>
         </w:rPr>
-        <w:t>_________</w:t>
+        <w:t xml:space="preserve">_________</w:t>
       </w:r>
       <w:r>
         <w:rPr>
@@ -4494,7 +4494,7 @@
           <w:szCs w:val="26"/>
           <w:lang w:val="nl-NL"/>
         </w:rPr>
-        <w:t>)</w:t>
+        <w:t xml:space="preserve">)</w:t>
       </w:r>
     </w:p>
     <w:p>
@@ -4574,7 +4574,7 @@
                 <w:sz w:val="24"/>
                 <w:szCs w:val="24"/>
               </w:rPr>
-              <w:t>STT</w:t>
+              <w:t xml:space="preserve">STT</w:t>
             </w:r>
           </w:p>
         </w:tc>
@@ -4612,7 +4612,7 @@
                 <w:sz w:val="24"/>
                 <w:szCs w:val="24"/>
               </w:rPr>
-              <w:t>Danh sách hàng hóa</w:t>
+              <w:t xml:space="preserve">Danh sách hàng hóa</w:t>
             </w:r>
           </w:p>
         </w:tc>
@@ -4650,7 +4650,7 @@
                 <w:sz w:val="24"/>
                 <w:szCs w:val="24"/>
               </w:rPr>
-              <w:t>Ký mã hiệu</w:t>
+              <w:t xml:space="preserve">Ký mã hiệu</w:t>
             </w:r>
           </w:p>
         </w:tc>
@@ -4688,7 +4688,7 @@
                 <w:sz w:val="24"/>
                 <w:szCs w:val="24"/>
               </w:rPr>
-              <w:t>Nhãn hiệu</w:t>
+              <w:t xml:space="preserve">Nhãn hiệu</w:t>
             </w:r>
           </w:p>
         </w:tc>
@@ -4726,7 +4726,7 @@
                 <w:sz w:val="24"/>
                 <w:szCs w:val="24"/>
               </w:rPr>
-              <w:t>Năm sản xuất</w:t>
+              <w:t xml:space="preserve">Năm sản xuất</w:t>
             </w:r>
           </w:p>
         </w:tc>
@@ -4764,7 +4764,7 @@
                 <w:sz w:val="24"/>
                 <w:szCs w:val="24"/>
               </w:rPr>
-              <w:t>Xuất xứ (quốc gia, vùng lãnh thổ)</w:t>
+              <w:t xml:space="preserve">Xuất xứ (quốc gia, vùng lãnh thổ)</w:t>
             </w:r>
           </w:p>
         </w:tc>
@@ -4802,7 +4802,7 @@
                 <w:sz w:val="24"/>
                 <w:szCs w:val="24"/>
               </w:rPr>
-              <w:t>Hãng sản xuất</w:t>
+              <w:t xml:space="preserve">Hãng sản xuất</w:t>
             </w:r>
           </w:p>
         </w:tc>
@@ -4840,7 +4840,7 @@
                 <w:sz w:val="24"/>
                 <w:szCs w:val="24"/>
               </w:rPr>
-              <w:t>Cấu hình, tính năng kỹ thuật cơ bản</w:t>
+              <w:t xml:space="preserve">Cấu hình, tính năng kỹ thuật cơ bản</w:t>
             </w:r>
           </w:p>
         </w:tc>
@@ -4878,7 +4878,7 @@
                 <w:sz w:val="24"/>
                 <w:szCs w:val="24"/>
               </w:rPr>
-              <w:t>Đơn vị tính</w:t>
+              <w:t xml:space="preserve">Đơn vị tính</w:t>
             </w:r>
           </w:p>
         </w:tc>
@@ -4916,7 +4916,7 @@
                 <w:sz w:val="24"/>
                 <w:szCs w:val="24"/>
               </w:rPr>
-              <w:t>Khối lượng</w:t>
+              <w:t xml:space="preserve">Khối lượng</w:t>
             </w:r>
           </w:p>
         </w:tc>
@@ -4978,7 +4978,7 @@
                 <w:sz w:val="24"/>
                 <w:szCs w:val="24"/>
               </w:rPr>
-              <w:t>(Đã bao gồm thuế VAT) (đồng)</w:t>
+              <w:t xml:space="preserve">(Đã bao gồm thuế VAT) (đồng)</w:t>
             </w:r>
           </w:p>
         </w:tc>
@@ -5040,7 +5040,7 @@
                 <w:sz w:val="24"/>
                 <w:szCs w:val="24"/>
               </w:rPr>
-              <w:t>(Đã bao gồm thuế VAT) (đồng)</w:t>
+              <w:t xml:space="preserve">(Đã bao gồm thuế VAT) (đồng)</w:t>
             </w:r>
           </w:p>
         </w:tc>
@@ -5080,7 +5080,7 @@
                 <w:sz w:val="24"/>
                 <w:szCs w:val="24"/>
               </w:rPr>
-              <w:t>1</w:t>
+              <w:t xml:space="preserve">1</w:t>
             </w:r>
           </w:p>
         </w:tc>
@@ -5112,7 +5112,7 @@
                 <w:sz w:val="24"/>
                 <w:szCs w:val="24"/>
               </w:rPr>
-              <w:t>_______</w:t>
+              <w:t xml:space="preserve">_______</w:t>
             </w:r>
           </w:p>
         </w:tc>
@@ -5403,7 +5403,7 @@
                 <w:sz w:val="24"/>
                 <w:szCs w:val="24"/>
               </w:rPr>
-              <w:t>2</w:t>
+              <w:t xml:space="preserve">2</w:t>
             </w:r>
           </w:p>
         </w:tc>
@@ -5435,7 +5435,7 @@
                 <w:sz w:val="24"/>
                 <w:szCs w:val="24"/>
               </w:rPr>
-              <w:t>_______</w:t>
+              <w:t xml:space="preserve">_______</w:t>
             </w:r>
           </w:p>
         </w:tc>
@@ -6064,7 +6064,7 @@
                 <w:sz w:val="24"/>
                 <w:szCs w:val="24"/>
               </w:rPr>
-              <w:t>TỔNG CỘNG</w:t>
+              <w:t xml:space="preserve">TỔNG CỘNG</w:t>
             </w:r>
           </w:p>
         </w:tc>
@@ -6102,7 +6102,7 @@
                 <w:sz w:val="24"/>
                 <w:szCs w:val="24"/>
               </w:rPr>
-              <w:t>________</w:t>
+              <w:t xml:space="preserve">________</w:t>
             </w:r>
           </w:p>
         </w:tc>
@@ -6144,7 +6144,7 @@
                 <w:sz w:val="24"/>
                 <w:szCs w:val="24"/>
               </w:rPr>
-              <w:t>(Bằng chữ: ____________________)</w:t>
+              <w:t xml:space="preserve">(Bằng chữ: ____________________)</w:t>
             </w:r>
           </w:p>
         </w:tc>
@@ -6223,7 +6223,7 @@
                       <w:szCs w:val="26"/>
                       <w:lang w:val="fr-FR"/>
                     </w:rPr>
-                    <w:t>ĐẠI DIỆN BÊN A</w:t>
+                    <w:t xml:space="preserve">ĐẠI DIỆN BÊN A</w:t>
                   </w:r>
                 </w:p>
                 <w:p>
@@ -6252,7 +6252,7 @@
                       <w:szCs w:val="26"/>
                       <w:lang w:val="fr-FR"/>
                     </w:rPr>
-                    <w:t>Giám đốc</w:t>
+                    <w:t xml:space="preserve">Giám đốc</w:t>
                   </w:r>
                 </w:p>
                 <w:p>
@@ -6302,7 +6302,7 @@
                       <w:szCs w:val="26"/>
                       <w:lang w:val="nl-NL"/>
                     </w:rPr>
-                    <w:t>ĐẠI DIỆN BÊN B</w:t>
+                    <w:t xml:space="preserve">ĐẠI DIỆN BÊN B</w:t>
                   </w:r>
                 </w:p>
                 <w:p>
@@ -6333,7 +6333,7 @@
                       <w:szCs w:val="26"/>
                       <w:lang w:val="nl-NL"/>
                     </w:rPr>
-                    <w:t>_________</w:t>
+                    <w:t xml:space="preserve">_________</w:t>
                   </w:r>
                 </w:p>
                 <w:p>
@@ -6393,7 +6393,7 @@
                       <w:szCs w:val="26"/>
                       <w:lang w:val="fr-FR"/>
                     </w:rPr>
-                    <w:t>Lê Đình Thanh Sơn</w:t>
+                    <w:t xml:space="preserve">Lê Đình Thanh Sơn</w:t>
                   </w:r>
                 </w:p>
               </w:tc>
@@ -6427,7 +6427,7 @@
                       <w:szCs w:val="26"/>
                       <w:lang w:val="nl-NL"/>
                     </w:rPr>
-                    <w:t>____________</w:t>
+                    <w:t xml:space="preserve">____________</w:t>
                   </w:r>
                 </w:p>
               </w:tc>
@@ -6506,7 +6506,7 @@
           <w:szCs w:val="26"/>
         </w:rPr>
         <w:lastRenderedPageBreak/>
-        <w:t>PHỤ LỤC 02: DANH SÁCH DỊCH VỤ LIÊN QUAN</w:t>
+        <w:t xml:space="preserve">PHỤ LỤC 02: DANH SÁCH DỊCH VỤ LIÊN QUAN</w:t>
       </w:r>
     </w:p>
     <w:p>
@@ -6534,7 +6534,7 @@
           <w:sz w:val="26"/>
           <w:szCs w:val="26"/>
         </w:rPr>
-        <w:t>(Kèm theo Hợp đồng số:</w:t>
+        <w:t xml:space="preserve">(Kèm theo Hợp đồng số:</w:t>
       </w:r>
       <w:r>
         <w:rPr>
@@ -6556,7 +6556,7 @@
           <w:sz w:val="26"/>
           <w:szCs w:val="26"/>
         </w:rPr>
-        <w:t>______</w:t>
+        <w:t xml:space="preserve">______</w:t>
       </w:r>
       <w:r>
         <w:rPr>
@@ -6579,7 +6579,7 @@
           <w:sz w:val="26"/>
           <w:szCs w:val="26"/>
         </w:rPr>
-        <w:t>Bệnh viện Đa khoa tỉnh Phú Thọ</w:t>
+        <w:t xml:space="preserve">Bệnh viện Đa khoa tỉnh Phú Thọ</w:t>
       </w:r>
       <w:r>
         <w:rPr>
@@ -6604,7 +6604,7 @@
           <w:szCs w:val="26"/>
           <w:lang w:val="sv-SE"/>
         </w:rPr>
-        <w:t>)</w:t>
+        <w:t xml:space="preserve">)</w:t>
       </w:r>
     </w:p>
     <w:p>
@@ -6691,7 +6691,7 @@
                 <w:sz w:val="24"/>
                 <w:szCs w:val="24"/>
               </w:rPr>
-              <w:t>STT</w:t>
+              <w:t xml:space="preserve">STT</w:t>
             </w:r>
           </w:p>
         </w:tc>
@@ -6725,7 +6725,7 @@
                 <w:sz w:val="24"/>
                 <w:szCs w:val="24"/>
               </w:rPr>
-              <w:t>Mô tả dịch vụ</w:t>
+              <w:t xml:space="preserve">Mô tả dịch vụ</w:t>
             </w:r>
           </w:p>
         </w:tc>
@@ -6758,7 +6758,7 @@
                 <w:sz w:val="24"/>
                 <w:szCs w:val="24"/>
               </w:rPr>
-              <w:t>Khối lượng</w:t>
+              <w:t xml:space="preserve">Khối lượng</w:t>
             </w:r>
           </w:p>
         </w:tc>
@@ -6791,7 +6791,7 @@
                 <w:sz w:val="24"/>
                 <w:szCs w:val="24"/>
               </w:rPr>
-              <w:t>Đơn vị tính</w:t>
+              <w:t xml:space="preserve">Đơn vị tính</w:t>
             </w:r>
           </w:p>
         </w:tc>
@@ -6824,7 +6824,7 @@
                 <w:sz w:val="24"/>
                 <w:szCs w:val="24"/>
               </w:rPr>
-              <w:t>Địa điểm thực hiện dịch vụ</w:t>
+              <w:t xml:space="preserve">Địa điểm thực hiện dịch vụ</w:t>
             </w:r>
           </w:p>
         </w:tc>
@@ -6857,7 +6857,7 @@
                 <w:sz w:val="24"/>
                 <w:szCs w:val="24"/>
               </w:rPr>
-              <w:t>Ngày hoàn thành dịch vụ</w:t>
+              <w:t xml:space="preserve">Ngày hoàn thành dịch vụ</w:t>
             </w:r>
           </w:p>
         </w:tc>
@@ -6917,7 +6917,7 @@
                 <w:sz w:val="24"/>
                 <w:szCs w:val="24"/>
               </w:rPr>
-              <w:t>(Đã bao gồm thuế VAT) (đồng)</w:t>
+              <w:t xml:space="preserve">(Đã bao gồm thuế VAT) (đồng)</w:t>
             </w:r>
           </w:p>
         </w:tc>
@@ -6977,7 +6977,7 @@
                 <w:sz w:val="24"/>
                 <w:szCs w:val="24"/>
               </w:rPr>
-              <w:t>(Đã bao gồm thuế VAT) (đồng)</w:t>
+              <w:t xml:space="preserve">(Đã bao gồm thuế VAT) (đồng)</w:t>
             </w:r>
           </w:p>
         </w:tc>
@@ -7013,7 +7013,7 @@
                 <w:sz w:val="24"/>
                 <w:szCs w:val="24"/>
               </w:rPr>
-              <w:t>1</w:t>
+              <w:t xml:space="preserve">1</w:t>
             </w:r>
           </w:p>
         </w:tc>
@@ -7132,7 +7132,7 @@
                 <w:szCs w:val="24"/>
                 <w:highlight w:val="yellow"/>
               </w:rPr>
-              <w:t>[tháng/ năm]</w:t>
+              <w:t xml:space="preserve">[tháng/ năm]</w:t>
             </w:r>
             <w:r>
               <w:rPr>
@@ -7217,7 +7217,7 @@
                 <w:sz w:val="24"/>
                 <w:szCs w:val="24"/>
               </w:rPr>
-              <w:t>2</w:t>
+              <w:t xml:space="preserve">2</w:t>
             </w:r>
           </w:p>
         </w:tc>
@@ -7585,7 +7585,7 @@
                 <w:sz w:val="24"/>
                 <w:szCs w:val="24"/>
               </w:rPr>
-              <w:t>TỔNG CỘNG</w:t>
+              <w:t xml:space="preserve">TỔNG CỘNG</w:t>
             </w:r>
           </w:p>
         </w:tc>
@@ -7615,7 +7615,7 @@
                 <w:sz w:val="24"/>
                 <w:szCs w:val="24"/>
               </w:rPr>
-              <w:t>__________</w:t>
+              <w:t xml:space="preserve">__________</w:t>
             </w:r>
           </w:p>
         </w:tc>
@@ -7655,7 +7655,7 @@
                 <w:sz w:val="24"/>
                 <w:szCs w:val="24"/>
               </w:rPr>
-              <w:t>(Bằng chữ: _____________________)</w:t>
+              <w:t xml:space="preserve">(Bằng chữ: _____________________)</w:t>
             </w:r>
           </w:p>
         </w:tc>
@@ -7717,7 +7717,7 @@
                 <w:szCs w:val="26"/>
                 <w:lang w:val="fr-FR"/>
               </w:rPr>
-              <w:t>ĐẠI DIỆN BÊN A</w:t>
+              <w:t xml:space="preserve">ĐẠI DIỆN BÊN A</w:t>
             </w:r>
           </w:p>
           <w:p>
@@ -7746,7 +7746,7 @@
                 <w:szCs w:val="26"/>
                 <w:lang w:val="fr-FR"/>
               </w:rPr>
-              <w:t>Giám đốc</w:t>
+              <w:t xml:space="preserve">Giám đốc</w:t>
             </w:r>
           </w:p>
           <w:p>
@@ -7796,7 +7796,7 @@
                 <w:szCs w:val="26"/>
                 <w:lang w:val="nl-NL"/>
               </w:rPr>
-              <w:t>ĐẠI DIỆN BÊN B</w:t>
+              <w:t xml:space="preserve">ĐẠI DIỆN BÊN B</w:t>
             </w:r>
           </w:p>
           <w:p>
@@ -7827,7 +7827,7 @@
                 <w:szCs w:val="26"/>
                 <w:lang w:val="nl-NL"/>
               </w:rPr>
-              <w:t>_________</w:t>
+              <w:t xml:space="preserve">_________</w:t>
             </w:r>
           </w:p>
           <w:p>
@@ -7887,7 +7887,7 @@
                 <w:szCs w:val="26"/>
                 <w:lang w:val="fr-FR"/>
               </w:rPr>
-              <w:t>Lê Đình Thanh Sơn</w:t>
+              <w:t xml:space="preserve">Lê Đình Thanh Sơn</w:t>
             </w:r>
           </w:p>
         </w:tc>
@@ -7921,7 +7921,7 @@
                 <w:szCs w:val="26"/>
                 <w:lang w:val="nl-NL"/>
               </w:rPr>
-              <w:t>____________</w:t>
+              <w:t xml:space="preserve">____________</w:t>
             </w:r>
           </w:p>
         </w:tc>
@@ -7964,7 +7964,7 @@
           <w:highlight w:val="yellow"/>
           <w:lang w:val="x-none" w:eastAsia="x-none"/>
         </w:rPr>
-        <w:t>* Ghi chú: Nếu không có dịch vụ liên quan thì</w:t>
+        <w:t xml:space="preserve">* Ghi chú: Nếu không có dịch vụ liên quan thì</w:t>
       </w:r>
       <w:r>
         <w:rPr>
